--- a/documentos/3a-Entrega-Startpoint.docx
+++ b/documentos/3a-Entrega-Startpoint.docx
@@ -3731,7 +3731,7 @@
           <w:kern w:val="0"/>
           <w14:ligatures w14:val="none"/>
         </w:rPr>
-        <w:t xml:space="preserve">. Cada tarefa é um cartão com título, descrição e prazo. No início da sprint, as tarefas escolhidas entram em A Fazer; quem começa uma tarefa move o cartão para Em Andamento e, ao terminar, para Concluído. Nos alinhamentos, o responsável pelo Kanban aponta os cartões parados ou com prazo próximo. A Tabela 2 resume as tarefas da Sprint 2.</w:t>
+        <w:t xml:space="preserve">. Cada tarefa é um cartão com título, descrição e prazo. No início da sprint, as tarefas escolhidas entram em A Fazer; quem começa uma tarefa move o cartão para Em Andamento e, ao terminar, para Concluído. Nos alinhamentos, o responsável pelo Kanban aponta os cartões parados ou com prazo próximo. A Tabela 2 resume as tarefas da Sprint 2, e a figura logo depois dela mostra o quadro no fim da sprint.</w:t>
       </w:r>
     </w:p>
     <w:p>
@@ -4596,16 +4596,63 @@
     </w:p>
     <w:p>
       <w:pPr>
-        <w:spacing w:before="120" w:after="120"/>
+        <w:keepNext/>
+        <w:spacing w:before="160" w:after="60"/>
         <w:ind w:left="0" w:firstLine="0"/>
         <w:jc w:val="center"/>
       </w:pPr>
       <w:r>
-        <w:rPr>
-          <w:b/>
-          <w:highlight w:val="yellow"/>
-        </w:rPr>
-        <w:t xml:space="preserve">[Inserir aqui o print atualizado do quadro no Trello]</w:t>
+        <w:drawing>
+          <wp:inline distT="0" distB="0" distL="0" distR="0">
+            <wp:extent cx="4680000" cy="4077924"/>
+            <wp:effectExtent l="0" t="0" r="0" b="0"/>
+            <wp:docPr id="1006" name="Figura 1006"/>
+            <wp:cNvGraphicFramePr>
+              <a:graphicFrameLocks xmlns:a="http://schemas.openxmlformats.org/drawingml/2006/main" noChangeAspect="1"/>
+            </wp:cNvGraphicFramePr>
+            <a:graphic xmlns:a="http://schemas.openxmlformats.org/drawingml/2006/main">
+              <a:graphicData uri="http://schemas.openxmlformats.org/drawingml/2006/picture">
+                <pic:pic xmlns:pic="http://schemas.openxmlformats.org/drawingml/2006/picture">
+                  <pic:nvPicPr>
+                    <pic:cNvPr id="1006" name="fig6.jpg"/>
+                    <pic:cNvPicPr/>
+                  </pic:nvPicPr>
+                  <pic:blipFill>
+                    <a:blip r:embed="rIdFig6"/>
+                    <a:stretch>
+                      <a:fillRect/>
+                    </a:stretch>
+                  </pic:blipFill>
+                  <pic:spPr>
+                    <a:xfrm>
+                      <a:off x="0" y="0"/>
+                      <a:ext cx="4680000" cy="4077924"/>
+                    </a:xfrm>
+                    <a:prstGeom prst="rect">
+                      <a:avLst/>
+                    </a:prstGeom>
+                  </pic:spPr>
+                </pic:pic>
+              </a:graphicData>
+            </a:graphic>
+          </wp:inline>
+        </w:drawing>
+      </w:r>
+    </w:p>
+    <w:p>
+      <w:pPr>
+        <w:spacing w:before="0" w:after="240"/>
+        <w:ind w:left="0" w:firstLine="0"/>
+        <w:jc w:val="center"/>
+      </w:pPr>
+      <w:r>
+        <w:rPr>
+          <w:i/>
+          <w:iCs/>
+          <w:sz w:val="20"/>
+          <w:szCs w:val="20"/>
+        </w:rPr>
+        <w:t xml:space="preserve">Figura 6 – Quadro Kanban no Trello ao final da Sprint 2.</w:t>
       </w:r>
     </w:p>
     <w:p>
@@ -8271,983 +8318,6 @@
           <wp:inline distT="0" distB="0" distL="0" distR="0">
             <wp:extent cx="5580000" cy="686680"/>
             <wp:effectExtent l="0" t="0" r="0" b="0"/>
-            <wp:docPr id="1006" name="Figura 1006"/>
-            <wp:cNvGraphicFramePr>
-              <a:graphicFrameLocks xmlns:a="http://schemas.openxmlformats.org/drawingml/2006/main" noChangeAspect="1"/>
-            </wp:cNvGraphicFramePr>
-            <a:graphic xmlns:a="http://schemas.openxmlformats.org/drawingml/2006/main">
-              <a:graphicData uri="http://schemas.openxmlformats.org/drawingml/2006/picture">
-                <pic:pic xmlns:pic="http://schemas.openxmlformats.org/drawingml/2006/picture">
-                  <pic:nvPicPr>
-                    <pic:cNvPr id="1006" name="fig6.jpg"/>
-                    <pic:cNvPicPr/>
-                  </pic:nvPicPr>
-                  <pic:blipFill>
-                    <a:blip r:embed="rIdFig6"/>
-                    <a:stretch>
-                      <a:fillRect/>
-                    </a:stretch>
-                  </pic:blipFill>
-                  <pic:spPr>
-                    <a:xfrm>
-                      <a:off x="0" y="0"/>
-                      <a:ext cx="5580000" cy="686680"/>
-                    </a:xfrm>
-                    <a:prstGeom prst="rect">
-                      <a:avLst/>
-                    </a:prstGeom>
-                  </pic:spPr>
-                </pic:pic>
-              </a:graphicData>
-            </a:graphic>
-          </wp:inline>
-        </w:drawing>
-      </w:r>
-    </w:p>
-    <w:p>
-      <w:pPr>
-        <w:spacing w:before="0" w:after="240"/>
-        <w:ind w:left="0" w:firstLine="0"/>
-        <w:jc w:val="center"/>
-      </w:pPr>
-      <w:r>
-        <w:rPr>
-          <w:i/>
-          <w:iCs/>
-          <w:sz w:val="20"/>
-          <w:szCs w:val="20"/>
-        </w:rPr>
-        <w:t xml:space="preserve">Figura 6 – Comunicação entre front-end, API e banco de dados.</w:t>
-      </w:r>
-    </w:p>
-    <w:p>
-      <w:pPr>
-        <w:spacing w:before="100" w:beforeAutospacing="1" w:after="100" w:afterAutospacing="1" w:line="240" w:lineRule="auto"/>
-        <w:ind w:left="0" w:firstLine="0"/>
-        <w:rPr>
-          <w:rFonts w:eastAsia="Times New Roman"/>
-          <w:color w:val="auto"/>
-          <w:kern w:val="0"/>
-          <w14:ligatures w14:val="none"/>
-        </w:rPr>
-      </w:pPr>
-      <w:r>
-        <w:rPr>
-          <w:rFonts w:eastAsia="Times New Roman"/>
-          <w:color w:val="auto"/>
-          <w:kern w:val="0"/>
-          <w14:ligatures w14:val="none"/>
-        </w:rPr>
-        <w:t xml:space="preserve">Dentro do back-end, o código é separado no padrão MVC: as </w:t>
-      </w:r>
-      <w:r>
-        <w:rPr>
-          <w:rFonts w:eastAsia="Times New Roman"/>
-          <w:b/>
-          <w:bCs/>
-          <w:color w:val="auto"/>
-          <w:kern w:val="0"/>
-          <w14:ligatures w14:val="none"/>
-        </w:rPr>
-        <w:t xml:space="preserve">rotas</w:t>
-      </w:r>
-      <w:r>
-        <w:rPr>
-          <w:rFonts w:eastAsia="Times New Roman"/>
-          <w:color w:val="auto"/>
-          <w:kern w:val="0"/>
-          <w14:ligatures w14:val="none"/>
-        </w:rPr>
-        <w:t xml:space="preserve"> definem os endereços da API, os </w:t>
-      </w:r>
-      <w:r>
-        <w:rPr>
-          <w:rFonts w:eastAsia="Times New Roman"/>
-          <w:b/>
-          <w:bCs/>
-          <w:color w:val="auto"/>
-          <w:kern w:val="0"/>
-          <w14:ligatures w14:val="none"/>
-        </w:rPr>
-        <w:t xml:space="preserve">controllers</w:t>
-      </w:r>
-      <w:r>
-        <w:rPr>
-          <w:rFonts w:eastAsia="Times New Roman"/>
-          <w:color w:val="auto"/>
-          <w:kern w:val="0"/>
-          <w14:ligatures w14:val="none"/>
-        </w:rPr>
-        <w:t xml:space="preserve"> validam os dados e montam as respostas, e os </w:t>
-      </w:r>
-      <w:r>
-        <w:rPr>
-          <w:rFonts w:eastAsia="Times New Roman"/>
-          <w:b/>
-          <w:bCs/>
-          <w:color w:val="auto"/>
-          <w:kern w:val="0"/>
-          <w14:ligatures w14:val="none"/>
-        </w:rPr>
-        <w:t xml:space="preserve">models</w:t>
-      </w:r>
-      <w:r>
-        <w:rPr>
-          <w:rFonts w:eastAsia="Times New Roman"/>
-          <w:color w:val="auto"/>
-          <w:kern w:val="0"/>
-          <w14:ligatures w14:val="none"/>
-        </w:rPr>
-        <w:t xml:space="preserve"> são classes que fazem as consultas SQL. O papel da “view” fica com as telas do front-end. O mesmo servidor entrega as páginas da pasta frontend, então basta abrir http://localhost:3000 no navegador.</w:t>
-      </w:r>
-    </w:p>
-    <w:p>
-      <w:pPr>
-        <w:keepNext/>
-        <w:spacing w:before="280" w:after="80" w:line="240" w:lineRule="auto"/>
-        <w:ind w:left="0" w:firstLine="0"/>
-        <w:outlineLvl w:val="2"/>
-        <w:rPr>
-          <w:b/>
-          <w:sz w:val="26"/>
-          <w:szCs w:val="26"/>
-        </w:rPr>
-      </w:pPr>
-      <w:r>
-        <w:rPr>
-          <w:rFonts w:eastAsia="Times New Roman"/>
-          <w:b/>
-          <w:bCs/>
-          <w:color w:val="auto"/>
-          <w:kern w:val="0"/>
-          <w:sz w:val="26"/>
-          <w:szCs w:val="26"/>
-          <w14:ligatures w14:val="none"/>
-        </w:rPr>
-        <w:t>5.3 Estrutura do projeto</w:t>
-      </w:r>
-    </w:p>
-    <w:p>
-      <w:pPr>
-        <w:keepNext/>
-        <w:spacing w:before="200" w:after="80"/>
-        <w:ind w:left="0" w:firstLine="0"/>
-        <w:jc w:val="left"/>
-      </w:pPr>
-      <w:r>
-        <w:rPr>
-          <w:b/>
-          <w:sz w:val="20"/>
-          <w:szCs w:val="20"/>
-        </w:rPr>
-        <w:t xml:space="preserve">Estrutura de pastas do repositório</w:t>
-      </w:r>
-    </w:p>
-    <w:p>
-      <w:pPr>
-        <w:keepNext/>
-        <w:shd w:val="clear" w:color="auto" w:fill="F2F2F2"/>
-        <w:spacing w:before="120" w:after="0" w:line="240" w:lineRule="auto"/>
-        <w:ind w:left="0" w:firstLine="0"/>
-        <w:jc w:val="left"/>
-      </w:pPr>
-      <w:r>
-        <w:rPr>
-          <w:rFonts w:ascii="Consolas" w:hAnsi="Consolas" w:cs="Consolas"/>
-          <w:color w:val="auto"/>
-          <w:sz w:val="17"/>
-          <w:szCs w:val="17"/>
-        </w:rPr>
-        <w:t xml:space="preserve">Startpoint/</w:t>
-      </w:r>
-    </w:p>
-    <w:p>
-      <w:pPr>
-        <w:keepNext/>
-        <w:shd w:val="clear" w:color="auto" w:fill="F2F2F2"/>
-        <w:spacing w:before="0" w:after="0" w:line="240" w:lineRule="auto"/>
-        <w:ind w:left="0" w:firstLine="0"/>
-        <w:jc w:val="left"/>
-      </w:pPr>
-      <w:r>
-        <w:rPr>
-          <w:rFonts w:ascii="Consolas" w:hAnsi="Consolas" w:cs="Consolas"/>
-          <w:color w:val="auto"/>
-          <w:sz w:val="17"/>
-          <w:szCs w:val="17"/>
-        </w:rPr>
-        <w:t xml:space="preserve">├── backend/</w:t>
-      </w:r>
-    </w:p>
-    <w:p>
-      <w:pPr>
-        <w:keepNext/>
-        <w:shd w:val="clear" w:color="auto" w:fill="F2F2F2"/>
-        <w:spacing w:before="0" w:after="0" w:line="240" w:lineRule="auto"/>
-        <w:ind w:left="0" w:firstLine="0"/>
-        <w:jc w:val="left"/>
-      </w:pPr>
-      <w:r>
-        <w:rPr>
-          <w:rFonts w:ascii="Consolas" w:hAnsi="Consolas" w:cs="Consolas"/>
-          <w:color w:val="auto"/>
-          <w:sz w:val="17"/>
-          <w:szCs w:val="17"/>
-        </w:rPr>
-        <w:t xml:space="preserve">│   ├── src/</w:t>
-      </w:r>
-    </w:p>
-    <w:p>
-      <w:pPr>
-        <w:keepNext/>
-        <w:shd w:val="clear" w:color="auto" w:fill="F2F2F2"/>
-        <w:spacing w:before="0" w:after="0" w:line="240" w:lineRule="auto"/>
-        <w:ind w:left="0" w:firstLine="0"/>
-        <w:jc w:val="left"/>
-      </w:pPr>
-      <w:r>
-        <w:rPr>
-          <w:rFonts w:ascii="Consolas" w:hAnsi="Consolas" w:cs="Consolas"/>
-          <w:color w:val="auto"/>
-          <w:sz w:val="17"/>
-          <w:szCs w:val="17"/>
-        </w:rPr>
-        <w:t xml:space="preserve">│   │   ├── config/db.js           conexão com o MySQL</w:t>
-      </w:r>
-    </w:p>
-    <w:p>
-      <w:pPr>
-        <w:keepNext/>
-        <w:shd w:val="clear" w:color="auto" w:fill="F2F2F2"/>
-        <w:spacing w:before="0" w:after="0" w:line="240" w:lineRule="auto"/>
-        <w:ind w:left="0" w:firstLine="0"/>
-        <w:jc w:val="left"/>
-      </w:pPr>
-      <w:r>
-        <w:rPr>
-          <w:rFonts w:ascii="Consolas" w:hAnsi="Consolas" w:cs="Consolas"/>
-          <w:color w:val="auto"/>
-          <w:sz w:val="17"/>
-          <w:szCs w:val="17"/>
-        </w:rPr>
-        <w:t xml:space="preserve">│   │   ├── controllers/           regras de cada rota</w:t>
-      </w:r>
-    </w:p>
-    <w:p>
-      <w:pPr>
-        <w:keepNext/>
-        <w:shd w:val="clear" w:color="auto" w:fill="F2F2F2"/>
-        <w:spacing w:before="0" w:after="0" w:line="240" w:lineRule="auto"/>
-        <w:ind w:left="0" w:firstLine="0"/>
-        <w:jc w:val="left"/>
-      </w:pPr>
-      <w:r>
-        <w:rPr>
-          <w:rFonts w:ascii="Consolas" w:hAnsi="Consolas" w:cs="Consolas"/>
-          <w:color w:val="auto"/>
-          <w:sz w:val="17"/>
-          <w:szCs w:val="17"/>
-        </w:rPr>
-        <w:t xml:space="preserve">│   │   ├── middlewares/auth.js    verificação do token JWT</w:t>
-      </w:r>
-    </w:p>
-    <w:p>
-      <w:pPr>
-        <w:keepNext/>
-        <w:shd w:val="clear" w:color="auto" w:fill="F2F2F2"/>
-        <w:spacing w:before="0" w:after="0" w:line="240" w:lineRule="auto"/>
-        <w:ind w:left="0" w:firstLine="0"/>
-        <w:jc w:val="left"/>
-      </w:pPr>
-      <w:r>
-        <w:rPr>
-          <w:rFonts w:ascii="Consolas" w:hAnsi="Consolas" w:cs="Consolas"/>
-          <w:color w:val="auto"/>
-          <w:sz w:val="17"/>
-          <w:szCs w:val="17"/>
-        </w:rPr>
-        <w:t xml:space="preserve">│   │   ├── models/                classes com as consultas SQL</w:t>
-      </w:r>
-    </w:p>
-    <w:p>
-      <w:pPr>
-        <w:keepNext/>
-        <w:shd w:val="clear" w:color="auto" w:fill="F2F2F2"/>
-        <w:spacing w:before="0" w:after="0" w:line="240" w:lineRule="auto"/>
-        <w:ind w:left="0" w:firstLine="0"/>
-        <w:jc w:val="left"/>
-      </w:pPr>
-      <w:r>
-        <w:rPr>
-          <w:rFonts w:ascii="Consolas" w:hAnsi="Consolas" w:cs="Consolas"/>
-          <w:color w:val="auto"/>
-          <w:sz w:val="17"/>
-          <w:szCs w:val="17"/>
-        </w:rPr>
-        <w:t xml:space="preserve">│   │   ├── routes/                endereços da API</w:t>
-      </w:r>
-    </w:p>
-    <w:p>
-      <w:pPr>
-        <w:keepNext/>
-        <w:shd w:val="clear" w:color="auto" w:fill="F2F2F2"/>
-        <w:spacing w:before="0" w:after="0" w:line="240" w:lineRule="auto"/>
-        <w:ind w:left="0" w:firstLine="0"/>
-        <w:jc w:val="left"/>
-      </w:pPr>
-      <w:r>
-        <w:rPr>
-          <w:rFonts w:ascii="Consolas" w:hAnsi="Consolas" w:cs="Consolas"/>
-          <w:color w:val="auto"/>
-          <w:sz w:val="17"/>
-          <w:szCs w:val="17"/>
-        </w:rPr>
-        <w:t xml:space="preserve">│   │   └── server.js              sobe o servidor e entrega as telas</w:t>
-      </w:r>
-    </w:p>
-    <w:p>
-      <w:pPr>
-        <w:keepNext/>
-        <w:shd w:val="clear" w:color="auto" w:fill="F2F2F2"/>
-        <w:spacing w:before="0" w:after="0" w:line="240" w:lineRule="auto"/>
-        <w:ind w:left="0" w:firstLine="0"/>
-        <w:jc w:val="left"/>
-      </w:pPr>
-      <w:r>
-        <w:rPr>
-          <w:rFonts w:ascii="Consolas" w:hAnsi="Consolas" w:cs="Consolas"/>
-          <w:color w:val="auto"/>
-          <w:sz w:val="17"/>
-          <w:szCs w:val="17"/>
-        </w:rPr>
-        <w:t xml:space="preserve">│   ├── testes/teste-api.js        teste automático da API</w:t>
-      </w:r>
-    </w:p>
-    <w:p>
-      <w:pPr>
-        <w:keepNext/>
-        <w:shd w:val="clear" w:color="auto" w:fill="F2F2F2"/>
-        <w:spacing w:before="0" w:after="0" w:line="240" w:lineRule="auto"/>
-        <w:ind w:left="0" w:firstLine="0"/>
-        <w:jc w:val="left"/>
-      </w:pPr>
-      <w:r>
-        <w:rPr>
-          <w:rFonts w:ascii="Consolas" w:hAnsi="Consolas" w:cs="Consolas"/>
-          <w:color w:val="auto"/>
-          <w:sz w:val="17"/>
-          <w:szCs w:val="17"/>
-        </w:rPr>
-        <w:t xml:space="preserve">│   ├── .env.example               modelo das configurações</w:t>
-      </w:r>
-    </w:p>
-    <w:p>
-      <w:pPr>
-        <w:keepNext/>
-        <w:shd w:val="clear" w:color="auto" w:fill="F2F2F2"/>
-        <w:spacing w:before="0" w:after="0" w:line="240" w:lineRule="auto"/>
-        <w:ind w:left="0" w:firstLine="0"/>
-        <w:jc w:val="left"/>
-      </w:pPr>
-      <w:r>
-        <w:rPr>
-          <w:rFonts w:ascii="Consolas" w:hAnsi="Consolas" w:cs="Consolas"/>
-          <w:color w:val="auto"/>
-          <w:sz w:val="17"/>
-          <w:szCs w:val="17"/>
-        </w:rPr>
-        <w:t xml:space="preserve">│   └── package.json</w:t>
-      </w:r>
-    </w:p>
-    <w:p>
-      <w:pPr>
-        <w:keepNext/>
-        <w:shd w:val="clear" w:color="auto" w:fill="F2F2F2"/>
-        <w:spacing w:before="0" w:after="0" w:line="240" w:lineRule="auto"/>
-        <w:ind w:left="0" w:firstLine="0"/>
-        <w:jc w:val="left"/>
-      </w:pPr>
-      <w:r>
-        <w:rPr>
-          <w:rFonts w:ascii="Consolas" w:hAnsi="Consolas" w:cs="Consolas"/>
-          <w:color w:val="auto"/>
-          <w:sz w:val="17"/>
-          <w:szCs w:val="17"/>
-        </w:rPr>
-        <w:t xml:space="preserve">├── database/</w:t>
-      </w:r>
-    </w:p>
-    <w:p>
-      <w:pPr>
-        <w:keepNext/>
-        <w:shd w:val="clear" w:color="auto" w:fill="F2F2F2"/>
-        <w:spacing w:before="0" w:after="0" w:line="240" w:lineRule="auto"/>
-        <w:ind w:left="0" w:firstLine="0"/>
-        <w:jc w:val="left"/>
-      </w:pPr>
-      <w:r>
-        <w:rPr>
-          <w:rFonts w:ascii="Consolas" w:hAnsi="Consolas" w:cs="Consolas"/>
-          <w:color w:val="auto"/>
-          <w:sz w:val="17"/>
-          <w:szCs w:val="17"/>
-        </w:rPr>
-        <w:t xml:space="preserve">│   ├── Startpoint_SQL.sql         criação das tabelas e índices</w:t>
-      </w:r>
-    </w:p>
-    <w:p>
-      <w:pPr>
-        <w:keepNext/>
-        <w:shd w:val="clear" w:color="auto" w:fill="F2F2F2"/>
-        <w:spacing w:before="0" w:after="0" w:line="240" w:lineRule="auto"/>
-        <w:ind w:left="0" w:firstLine="0"/>
-        <w:jc w:val="left"/>
-      </w:pPr>
-      <w:r>
-        <w:rPr>
-          <w:rFonts w:ascii="Consolas" w:hAnsi="Consolas" w:cs="Consolas"/>
-          <w:color w:val="auto"/>
-          <w:sz w:val="17"/>
-          <w:szCs w:val="17"/>
-        </w:rPr>
-        <w:t xml:space="preserve">│   ├── dados_exemplo.sql          instituições, cursos, vagas e usuário de teste</w:t>
-      </w:r>
-    </w:p>
-    <w:p>
-      <w:pPr>
-        <w:keepNext/>
-        <w:shd w:val="clear" w:color="auto" w:fill="F2F2F2"/>
-        <w:spacing w:before="0" w:after="0" w:line="240" w:lineRule="auto"/>
-        <w:ind w:left="0" w:firstLine="0"/>
-        <w:jc w:val="left"/>
-      </w:pPr>
-      <w:r>
-        <w:rPr>
-          <w:rFonts w:ascii="Consolas" w:hAnsi="Consolas" w:cs="Consolas"/>
-          <w:color w:val="auto"/>
-          <w:sz w:val="17"/>
-          <w:szCs w:val="17"/>
-        </w:rPr>
-        <w:t xml:space="preserve">│   ├── consultas.sql              consultas e comandos de teste</w:t>
-      </w:r>
-    </w:p>
-    <w:p>
-      <w:pPr>
-        <w:keepNext/>
-        <w:shd w:val="clear" w:color="auto" w:fill="F2F2F2"/>
-        <w:spacing w:before="0" w:after="0" w:line="240" w:lineRule="auto"/>
-        <w:ind w:left="0" w:firstLine="0"/>
-        <w:jc w:val="left"/>
-      </w:pPr>
-      <w:r>
-        <w:rPr>
-          <w:rFonts w:ascii="Consolas" w:hAnsi="Consolas" w:cs="Consolas"/>
-          <w:color w:val="auto"/>
-          <w:sz w:val="17"/>
-          <w:szCs w:val="17"/>
-        </w:rPr>
-        <w:t xml:space="preserve">│   └── 01_criacao_tabelas.mwb     modelo no MySQL Workbench</w:t>
-      </w:r>
-    </w:p>
-    <w:p>
-      <w:pPr>
-        <w:keepNext/>
-        <w:shd w:val="clear" w:color="auto" w:fill="F2F2F2"/>
-        <w:spacing w:before="0" w:after="0" w:line="240" w:lineRule="auto"/>
-        <w:ind w:left="0" w:firstLine="0"/>
-        <w:jc w:val="left"/>
-      </w:pPr>
-      <w:r>
-        <w:rPr>
-          <w:rFonts w:ascii="Consolas" w:hAnsi="Consolas" w:cs="Consolas"/>
-          <w:color w:val="auto"/>
-          <w:sz w:val="17"/>
-          <w:szCs w:val="17"/>
-        </w:rPr>
-        <w:t xml:space="preserve">├── frontend/</w:t>
-      </w:r>
-    </w:p>
-    <w:p>
-      <w:pPr>
-        <w:keepNext/>
-        <w:shd w:val="clear" w:color="auto" w:fill="F2F2F2"/>
-        <w:spacing w:before="0" w:after="0" w:line="240" w:lineRule="auto"/>
-        <w:ind w:left="0" w:firstLine="0"/>
-        <w:jc w:val="left"/>
-      </w:pPr>
-      <w:r>
-        <w:rPr>
-          <w:rFonts w:ascii="Consolas" w:hAnsi="Consolas" w:cs="Consolas"/>
-          <w:color w:val="auto"/>
-          <w:sz w:val="17"/>
-          <w:szCs w:val="17"/>
-        </w:rPr>
-        <w:t xml:space="preserve">│   ├── *.html                     12 telas</w:t>
-      </w:r>
-    </w:p>
-    <w:p>
-      <w:pPr>
-        <w:keepNext/>
-        <w:shd w:val="clear" w:color="auto" w:fill="F2F2F2"/>
-        <w:spacing w:before="0" w:after="0" w:line="240" w:lineRule="auto"/>
-        <w:ind w:left="0" w:firstLine="0"/>
-        <w:jc w:val="left"/>
-      </w:pPr>
-      <w:r>
-        <w:rPr>
-          <w:rFonts w:ascii="Consolas" w:hAnsi="Consolas" w:cs="Consolas"/>
-          <w:color w:val="auto"/>
-          <w:sz w:val="17"/>
-          <w:szCs w:val="17"/>
-        </w:rPr>
-        <w:t xml:space="preserve">│   └── assets/css e assets/js     estilos e scripts das telas e os compartilhados</w:t>
-      </w:r>
-    </w:p>
-    <w:p>
-      <w:pPr>
-        <w:keepNext/>
-        <w:shd w:val="clear" w:color="auto" w:fill="F2F2F2"/>
-        <w:spacing w:before="0" w:after="0" w:line="240" w:lineRule="auto"/>
-        <w:ind w:left="0" w:firstLine="0"/>
-        <w:jc w:val="left"/>
-      </w:pPr>
-      <w:r>
-        <w:rPr>
-          <w:rFonts w:ascii="Consolas" w:hAnsi="Consolas" w:cs="Consolas"/>
-          <w:color w:val="auto"/>
-          <w:sz w:val="17"/>
-          <w:szCs w:val="17"/>
-        </w:rPr>
-        <w:t xml:space="preserve">├── documentos/                   documentos das entregas</w:t>
-      </w:r>
-    </w:p>
-    <w:p>
-      <w:pPr>
-        <w:keepNext/>
-        <w:shd w:val="clear" w:color="auto" w:fill="F2F2F2"/>
-        <w:spacing w:before="0" w:after="0" w:line="240" w:lineRule="auto"/>
-        <w:ind w:left="0" w:firstLine="0"/>
-        <w:jc w:val="left"/>
-      </w:pPr>
-      <w:r>
-        <w:rPr>
-          <w:rFonts w:ascii="Consolas" w:hAnsi="Consolas" w:cs="Consolas"/>
-          <w:color w:val="auto"/>
-          <w:sz w:val="17"/>
-          <w:szCs w:val="17"/>
-        </w:rPr>
-        <w:t xml:space="preserve">├── README.md</w:t>
-      </w:r>
-    </w:p>
-    <w:p>
-      <w:pPr>
-        <w:shd w:val="clear" w:color="auto" w:fill="F2F2F2"/>
-        <w:spacing w:before="0" w:after="160" w:line="240" w:lineRule="auto"/>
-        <w:ind w:left="0" w:firstLine="0"/>
-        <w:jc w:val="left"/>
-      </w:pPr>
-      <w:r>
-        <w:rPr>
-          <w:rFonts w:ascii="Consolas" w:hAnsi="Consolas" w:cs="Consolas"/>
-          <w:color w:val="auto"/>
-          <w:sz w:val="17"/>
-          <w:szCs w:val="17"/>
-        </w:rPr>
-        <w:t xml:space="preserve">└── .gitignore                    não envia node_modules nem o .env</w:t>
-      </w:r>
-    </w:p>
-    <w:p>
-      <w:pPr>
-        <w:keepNext/>
-        <w:spacing w:before="280" w:after="80" w:line="240" w:lineRule="auto"/>
-        <w:ind w:left="0" w:firstLine="0"/>
-        <w:outlineLvl w:val="2"/>
-        <w:rPr>
-          <w:b/>
-          <w:sz w:val="26"/>
-          <w:szCs w:val="26"/>
-        </w:rPr>
-      </w:pPr>
-      <w:r>
-        <w:rPr>
-          <w:rFonts w:eastAsia="Times New Roman"/>
-          <w:b/>
-          <w:bCs/>
-          <w:color w:val="auto"/>
-          <w:kern w:val="0"/>
-          <w:sz w:val="26"/>
-          <w:szCs w:val="26"/>
-          <w14:ligatures w14:val="none"/>
-        </w:rPr>
-        <w:t>5.4 Banco de dados</w:t>
-      </w:r>
-    </w:p>
-    <w:p>
-      <w:pPr>
-        <w:spacing w:before="100" w:beforeAutospacing="1" w:after="100" w:afterAutospacing="1" w:line="240" w:lineRule="auto"/>
-        <w:ind w:left="0" w:firstLine="0"/>
-        <w:rPr>
-          <w:rFonts w:eastAsia="Times New Roman"/>
-          <w:color w:val="auto"/>
-          <w:kern w:val="0"/>
-          <w14:ligatures w14:val="none"/>
-        </w:rPr>
-      </w:pPr>
-      <w:r>
-        <w:rPr>
-          <w:rFonts w:eastAsia="Times New Roman"/>
-          <w:color w:val="auto"/>
-          <w:kern w:val="0"/>
-          <w14:ligatures w14:val="none"/>
-        </w:rPr>
-        <w:t xml:space="preserve">O banco </w:t>
-      </w:r>
-      <w:r>
-        <w:rPr>
-          <w:rFonts w:eastAsia="Times New Roman"/>
-          <w:b/>
-          <w:bCs/>
-          <w:color w:val="auto"/>
-          <w:kern w:val="0"/>
-          <w14:ligatures w14:val="none"/>
-        </w:rPr>
-        <w:t xml:space="preserve">startpoint_db</w:t>
-      </w:r>
-      <w:r>
-        <w:rPr>
-          <w:rFonts w:eastAsia="Times New Roman"/>
-          <w:color w:val="auto"/>
-          <w:kern w:val="0"/>
-          <w14:ligatures w14:val="none"/>
-        </w:rPr>
-        <w:t xml:space="preserve"> tem </w:t>
-      </w:r>
-      <w:r>
-        <w:rPr>
-          <w:rFonts w:eastAsia="Times New Roman"/>
-          <w:b/>
-          <w:bCs/>
-          <w:color w:val="auto"/>
-          <w:kern w:val="0"/>
-          <w14:ligatures w14:val="none"/>
-        </w:rPr>
-        <w:t xml:space="preserve">10 tabelas</w:t>
-      </w:r>
-      <w:r>
-        <w:rPr>
-          <w:rFonts w:eastAsia="Times New Roman"/>
-          <w:color w:val="auto"/>
-          <w:kern w:val="0"/>
-          <w14:ligatures w14:val="none"/>
-        </w:rPr>
-        <w:t xml:space="preserve">, 48 atributos e 10 chaves estrangeiras, normalizadas até a 3ª forma normal. As tabelas curso_competencia e vaga_competencia ligam cursos e vagas às competências e são a base do motor da trilha e do cálculo de aderência.</w:t>
-      </w:r>
-    </w:p>
-    <w:p>
-      <w:pPr>
-        <w:spacing w:before="100" w:beforeAutospacing="1" w:after="100" w:afterAutospacing="1" w:line="240" w:lineRule="auto"/>
-        <w:ind w:left="0" w:firstLine="0"/>
-        <w:rPr>
-          <w:rFonts w:eastAsia="Times New Roman"/>
-          <w:color w:val="auto"/>
-          <w:kern w:val="0"/>
-          <w14:ligatures w14:val="none"/>
-        </w:rPr>
-      </w:pPr>
-      <w:r>
-        <w:rPr>
-          <w:rFonts w:eastAsia="Times New Roman"/>
-          <w:color w:val="auto"/>
-          <w:kern w:val="0"/>
-          <w14:ligatures w14:val="none"/>
-        </w:rPr>
-        <w:t xml:space="preserve">Em relação ao modelo da 2ª entrega, as mudanças foram:</w:t>
-      </w:r>
-    </w:p>
-    <w:p>
-      <w:pPr>
-        <w:numPr>
-          <w:ilvl w:val="0"/>
-          <w:numId w:val="8"/>
-        </w:numPr>
-        <w:spacing w:before="40" w:after="40" w:line="240" w:lineRule="auto"/>
-        <w:rPr>
-          <w:rFonts w:eastAsia="Times New Roman"/>
-          <w:color w:val="auto"/>
-          <w:kern w:val="0"/>
-          <w14:ligatures w14:val="none"/>
-        </w:rPr>
-      </w:pPr>
-      <w:r>
-        <w:rPr>
-          <w:rFonts w:eastAsia="Times New Roman"/>
-          <w:color w:val="auto"/>
-          <w:kern w:val="0"/>
-          <w14:ligatures w14:val="none"/>
-        </w:rPr>
-        <w:t xml:space="preserve">nova tabela </w:t>
-      </w:r>
-      <w:r>
-        <w:rPr>
-          <w:rFonts w:eastAsia="Times New Roman"/>
-          <w:b/>
-          <w:bCs/>
-          <w:color w:val="auto"/>
-          <w:kern w:val="0"/>
-          <w14:ligatures w14:val="none"/>
-        </w:rPr>
-        <w:t xml:space="preserve">usuario_competencia</w:t>
-      </w:r>
-      <w:r>
-        <w:rPr>
-          <w:rFonts w:eastAsia="Times New Roman"/>
-          <w:color w:val="auto"/>
-          <w:kern w:val="0"/>
-          <w14:ligatures w14:val="none"/>
-        </w:rPr>
-        <w:t xml:space="preserve">, que guarda o que o jovem marcou na etapa 2 do diagnóstico (antes isso não tinha onde ser gravado);</w:t>
-      </w:r>
-    </w:p>
-    <w:p>
-      <w:pPr>
-        <w:numPr>
-          <w:ilvl w:val="0"/>
-          <w:numId w:val="8"/>
-        </w:numPr>
-        <w:spacing w:before="40" w:after="40" w:line="240" w:lineRule="auto"/>
-        <w:rPr>
-          <w:rFonts w:eastAsia="Times New Roman"/>
-          <w:color w:val="auto"/>
-          <w:kern w:val="0"/>
-          <w14:ligatures w14:val="none"/>
-        </w:rPr>
-      </w:pPr>
-      <w:r>
-        <w:rPr>
-          <w:rFonts w:eastAsia="Times New Roman"/>
-          <w:color w:val="auto"/>
-          <w:kern w:val="0"/>
-          <w14:ligatures w14:val="none"/>
-        </w:rPr>
-        <w:t xml:space="preserve">campos </w:t>
-      </w:r>
-      <w:r>
-        <w:rPr>
-          <w:rFonts w:eastAsia="Times New Roman"/>
-          <w:b/>
-          <w:bCs/>
-          <w:color w:val="auto"/>
-          <w:kern w:val="0"/>
-          <w14:ligatures w14:val="none"/>
-        </w:rPr>
-        <w:t xml:space="preserve">area</w:t>
-      </w:r>
-      <w:r>
-        <w:rPr>
-          <w:rFonts w:eastAsia="Times New Roman"/>
-          <w:color w:val="auto"/>
-          <w:kern w:val="0"/>
-          <w14:ligatures w14:val="none"/>
-        </w:rPr>
-        <w:t xml:space="preserve"> e </w:t>
-      </w:r>
-      <w:r>
-        <w:rPr>
-          <w:rFonts w:eastAsia="Times New Roman"/>
-          <w:b/>
-          <w:bCs/>
-          <w:color w:val="auto"/>
-          <w:kern w:val="0"/>
-          <w14:ligatures w14:val="none"/>
-        </w:rPr>
-        <w:t xml:space="preserve">link_candidatura</w:t>
-      </w:r>
-      <w:r>
-        <w:rPr>
-          <w:rFonts w:eastAsia="Times New Roman"/>
-          <w:color w:val="auto"/>
-          <w:kern w:val="0"/>
-          <w14:ligatures w14:val="none"/>
-        </w:rPr>
-        <w:t xml:space="preserve"> na tabela vaga, usados no filtro por área e no botão “Quero me candidatar”;</w:t>
-      </w:r>
-    </w:p>
-    <w:p>
-      <w:pPr>
-        <w:numPr>
-          <w:ilvl w:val="0"/>
-          <w:numId w:val="8"/>
-        </w:numPr>
-        <w:spacing w:before="40" w:after="40" w:line="240" w:lineRule="auto"/>
-        <w:rPr>
-          <w:rFonts w:eastAsia="Times New Roman"/>
-          <w:color w:val="auto"/>
-          <w:kern w:val="0"/>
-          <w14:ligatures w14:val="none"/>
-        </w:rPr>
-      </w:pPr>
-      <w:r>
-        <w:rPr>
-          <w:rFonts w:eastAsia="Times New Roman"/>
-          <w:b/>
-          <w:bCs/>
-          <w:color w:val="auto"/>
-          <w:kern w:val="0"/>
-          <w14:ligatures w14:val="none"/>
-        </w:rPr>
-        <w:t xml:space="preserve">ON DELETE CASCADE</w:t>
-      </w:r>
-      <w:r>
-        <w:rPr>
-          <w:rFonts w:eastAsia="Times New Roman"/>
-          <w:color w:val="auto"/>
-          <w:kern w:val="0"/>
-          <w14:ligatures w14:val="none"/>
-        </w:rPr>
-        <w:t xml:space="preserve"> nas chaves de trilha e progresso, para que, ao apagar um usuário, a trilha dele também seja apagada;</w:t>
-      </w:r>
-    </w:p>
-    <w:p>
-      <w:pPr>
-        <w:numPr>
-          <w:ilvl w:val="0"/>
-          <w:numId w:val="8"/>
-        </w:numPr>
-        <w:spacing w:before="40" w:after="40" w:line="240" w:lineRule="auto"/>
-        <w:rPr>
-          <w:rFonts w:eastAsia="Times New Roman"/>
-          <w:color w:val="auto"/>
-          <w:kern w:val="0"/>
-          <w14:ligatures w14:val="none"/>
-        </w:rPr>
-      </w:pPr>
-      <w:r>
-        <w:rPr>
-          <w:rFonts w:eastAsia="Times New Roman"/>
-          <w:b/>
-          <w:bCs/>
-          <w:color w:val="auto"/>
-          <w:kern w:val="0"/>
-          <w14:ligatures w14:val="none"/>
-        </w:rPr>
-        <w:t xml:space="preserve">índices</w:t>
-      </w:r>
-      <w:r>
-        <w:rPr>
-          <w:rFonts w:eastAsia="Times New Roman"/>
-          <w:color w:val="auto"/>
-          <w:kern w:val="0"/>
-          <w14:ligatures w14:val="none"/>
-        </w:rPr>
-        <w:t xml:space="preserve"> em curso(area), vaga(area) e vaga(cidade), as colunas usadas nos filtros;</w:t>
-      </w:r>
-    </w:p>
-    <w:p>
-      <w:pPr>
-        <w:numPr>
-          <w:ilvl w:val="0"/>
-          <w:numId w:val="8"/>
-        </w:numPr>
-        <w:spacing w:before="40" w:after="40" w:line="240" w:lineRule="auto"/>
-        <w:rPr>
-          <w:rFonts w:eastAsia="Times New Roman"/>
-          <w:color w:val="auto"/>
-          <w:kern w:val="0"/>
-          <w14:ligatures w14:val="none"/>
-        </w:rPr>
-      </w:pPr>
-      <w:r>
-        <w:rPr>
-          <w:rFonts w:eastAsia="Times New Roman"/>
-          <w:color w:val="auto"/>
-          <w:kern w:val="0"/>
-          <w14:ligatures w14:val="none"/>
-        </w:rPr>
-        <w:t xml:space="preserve">script </w:t>
-      </w:r>
-      <w:r>
-        <w:rPr>
-          <w:rFonts w:eastAsia="Times New Roman"/>
-          <w:b/>
-          <w:bCs/>
-          <w:color w:val="auto"/>
-          <w:kern w:val="0"/>
-          <w14:ligatures w14:val="none"/>
-        </w:rPr>
-        <w:t xml:space="preserve">dados_exemplo.sql</w:t>
-      </w:r>
-      <w:r>
-        <w:rPr>
-          <w:rFonts w:eastAsia="Times New Roman"/>
-          <w:color w:val="auto"/>
-          <w:kern w:val="0"/>
-          <w14:ligatures w14:val="none"/>
-        </w:rPr>
-        <w:t xml:space="preserve"> com 5 instituições, 18 competências, 19 cursos, 11 vagas em São Paulo/SP e um usuário de teste;</w:t>
-      </w:r>
-    </w:p>
-    <w:p>
-      <w:pPr>
-        <w:numPr>
-          <w:ilvl w:val="0"/>
-          <w:numId w:val="8"/>
-        </w:numPr>
-        <w:spacing w:before="40" w:after="40" w:line="240" w:lineRule="auto"/>
-        <w:rPr>
-          <w:rFonts w:eastAsia="Times New Roman"/>
-          <w:color w:val="auto"/>
-          <w:kern w:val="0"/>
-          <w14:ligatures w14:val="none"/>
-        </w:rPr>
-      </w:pPr>
-      <w:r>
-        <w:rPr>
-          <w:rFonts w:eastAsia="Times New Roman"/>
-          <w:color w:val="auto"/>
-          <w:kern w:val="0"/>
-          <w14:ligatures w14:val="none"/>
-        </w:rPr>
-        <w:t xml:space="preserve">arquivo </w:t>
-      </w:r>
-      <w:r>
-        <w:rPr>
-          <w:rFonts w:eastAsia="Times New Roman"/>
-          <w:b/>
-          <w:bCs/>
-          <w:color w:val="auto"/>
-          <w:kern w:val="0"/>
-          <w14:ligatures w14:val="none"/>
-        </w:rPr>
-        <w:t xml:space="preserve">consultas.sql</w:t>
-      </w:r>
-      <w:r>
-        <w:rPr>
-          <w:rFonts w:eastAsia="Times New Roman"/>
-          <w:color w:val="auto"/>
-          <w:kern w:val="0"/>
-          <w14:ligatures w14:val="none"/>
-        </w:rPr>
-        <w:t xml:space="preserve"> com 25 itens para testar no Workbench: as consultas que as telas usam, consultas com GROUP BY, HAVING, CASE, BETWEEN, LIMIT, EXISTS e LEFT JOIN, e exemplos de INSERT, UPDATE e DELETE.</w:t>
-      </w:r>
-    </w:p>
-    <w:p>
-      <w:pPr>
-        <w:spacing w:before="0" w:after="0" w:line="120" w:lineRule="exact"/>
-        <w:ind w:left="0" w:firstLine="0"/>
-      </w:pPr>
-    </w:p>
-    <w:p>
-      <w:pPr>
-        <w:keepNext/>
-        <w:spacing w:before="160" w:after="60"/>
-        <w:ind w:left="0" w:firstLine="0"/>
-        <w:jc w:val="center"/>
-      </w:pPr>
-      <w:r>
-        <w:drawing>
-          <wp:inline distT="0" distB="0" distL="0" distR="0">
-            <wp:extent cx="5400000" cy="5497200"/>
-            <wp:effectExtent l="0" t="0" r="0" b="0"/>
             <wp:docPr id="1007" name="Figura 1007"/>
             <wp:cNvGraphicFramePr>
               <a:graphicFrameLocks xmlns:a="http://schemas.openxmlformats.org/drawingml/2006/main" noChangeAspect="1"/>
@@ -9268,7 +8338,7 @@
                   <pic:spPr>
                     <a:xfrm>
                       <a:off x="0" y="0"/>
-                      <a:ext cx="5400000" cy="5497200"/>
+                      <a:ext cx="5580000" cy="686680"/>
                     </a:xfrm>
                     <a:prstGeom prst="rect">
                       <a:avLst/>
@@ -9294,7 +8364,88 @@
           <w:sz w:val="20"/>
           <w:szCs w:val="20"/>
         </w:rPr>
-        <w:t xml:space="preserve">Figura 7 – Modelo do banco de dados com as 10 tabelas (cada linha liga um registro a zero ou mais registros da outra tabela).</w:t>
+        <w:t xml:space="preserve">Figura 7 – Comunicação entre front-end, API e banco de dados.</w:t>
+      </w:r>
+    </w:p>
+    <w:p>
+      <w:pPr>
+        <w:spacing w:before="100" w:beforeAutospacing="1" w:after="100" w:afterAutospacing="1" w:line="240" w:lineRule="auto"/>
+        <w:ind w:left="0" w:firstLine="0"/>
+        <w:rPr>
+          <w:rFonts w:eastAsia="Times New Roman"/>
+          <w:color w:val="auto"/>
+          <w:kern w:val="0"/>
+          <w14:ligatures w14:val="none"/>
+        </w:rPr>
+      </w:pPr>
+      <w:r>
+        <w:rPr>
+          <w:rFonts w:eastAsia="Times New Roman"/>
+          <w:color w:val="auto"/>
+          <w:kern w:val="0"/>
+          <w14:ligatures w14:val="none"/>
+        </w:rPr>
+        <w:t xml:space="preserve">Dentro do back-end, o código é separado no padrão MVC: as </w:t>
+      </w:r>
+      <w:r>
+        <w:rPr>
+          <w:rFonts w:eastAsia="Times New Roman"/>
+          <w:b/>
+          <w:bCs/>
+          <w:color w:val="auto"/>
+          <w:kern w:val="0"/>
+          <w14:ligatures w14:val="none"/>
+        </w:rPr>
+        <w:t xml:space="preserve">rotas</w:t>
+      </w:r>
+      <w:r>
+        <w:rPr>
+          <w:rFonts w:eastAsia="Times New Roman"/>
+          <w:color w:val="auto"/>
+          <w:kern w:val="0"/>
+          <w14:ligatures w14:val="none"/>
+        </w:rPr>
+        <w:t xml:space="preserve"> definem os endereços da API, os </w:t>
+      </w:r>
+      <w:r>
+        <w:rPr>
+          <w:rFonts w:eastAsia="Times New Roman"/>
+          <w:b/>
+          <w:bCs/>
+          <w:color w:val="auto"/>
+          <w:kern w:val="0"/>
+          <w14:ligatures w14:val="none"/>
+        </w:rPr>
+        <w:t xml:space="preserve">controllers</w:t>
+      </w:r>
+      <w:r>
+        <w:rPr>
+          <w:rFonts w:eastAsia="Times New Roman"/>
+          <w:color w:val="auto"/>
+          <w:kern w:val="0"/>
+          <w14:ligatures w14:val="none"/>
+        </w:rPr>
+        <w:t xml:space="preserve"> validam os dados e montam as respostas, e os </w:t>
+      </w:r>
+      <w:r>
+        <w:rPr>
+          <w:rFonts w:eastAsia="Times New Roman"/>
+          <w:b/>
+          <w:bCs/>
+          <w:color w:val="auto"/>
+          <w:kern w:val="0"/>
+          <w14:ligatures w14:val="none"/>
+        </w:rPr>
+        <w:t xml:space="preserve">models</w:t>
+      </w:r>
+      <w:r>
+        <w:rPr>
+          <w:rFonts w:eastAsia="Times New Roman"/>
+          <w:color w:val="auto"/>
+          <w:kern w:val="0"/>
+          <w14:ligatures w14:val="none"/>
+        </w:rPr>
+        <w:t xml:space="preserve"> são classes que fazem as consultas SQL. O papel da “view” fica com as telas do front-end. O mesmo servidor entrega as páginas da pasta frontend, então basta abrir http://localhost:3000 no navegador.</w:t>
       </w:r>
     </w:p>
     <w:p>
@@ -9320,29 +8471,450 @@
           <w:szCs w:val="26"/>
           <w14:ligatures w14:val="none"/>
         </w:rPr>
-        <w:t>5.5 Telas implementadas</w:t>
-      </w:r>
-    </w:p>
-    <w:p>
-      <w:pPr>
-        <w:spacing w:before="100" w:beforeAutospacing="1" w:after="100" w:afterAutospacing="1" w:line="240" w:lineRule="auto"/>
-        <w:ind w:left="0" w:firstLine="0"/>
-        <w:rPr>
-          <w:rFonts w:eastAsia="Times New Roman"/>
-          <w:color w:val="auto"/>
-          <w:kern w:val="0"/>
-          <w14:ligatures w14:val="none"/>
-        </w:rPr>
-      </w:pPr>
-      <w:r>
-        <w:rPr>
-          <w:rFonts w:eastAsia="Times New Roman"/>
-          <w:color w:val="auto"/>
-          <w:kern w:val="0"/>
-          <w14:ligatures w14:val="none"/>
-        </w:rPr>
-        <w:t xml:space="preserve">Foram implementadas </w:t>
-      </w:r>
+        <w:t>5.3 Estrutura do projeto</w:t>
+      </w:r>
+    </w:p>
+    <w:p>
+      <w:pPr>
+        <w:keepNext/>
+        <w:spacing w:before="200" w:after="80"/>
+        <w:ind w:left="0" w:firstLine="0"/>
+        <w:jc w:val="left"/>
+      </w:pPr>
+      <w:r>
+        <w:rPr>
+          <w:b/>
+          <w:sz w:val="20"/>
+          <w:szCs w:val="20"/>
+        </w:rPr>
+        <w:t xml:space="preserve">Estrutura de pastas do repositório</w:t>
+      </w:r>
+    </w:p>
+    <w:p>
+      <w:pPr>
+        <w:keepNext/>
+        <w:shd w:val="clear" w:color="auto" w:fill="F2F2F2"/>
+        <w:spacing w:before="120" w:after="0" w:line="240" w:lineRule="auto"/>
+        <w:ind w:left="0" w:firstLine="0"/>
+        <w:jc w:val="left"/>
+      </w:pPr>
+      <w:r>
+        <w:rPr>
+          <w:rFonts w:ascii="Consolas" w:hAnsi="Consolas" w:cs="Consolas"/>
+          <w:color w:val="auto"/>
+          <w:sz w:val="17"/>
+          <w:szCs w:val="17"/>
+        </w:rPr>
+        <w:t xml:space="preserve">Startpoint/</w:t>
+      </w:r>
+    </w:p>
+    <w:p>
+      <w:pPr>
+        <w:keepNext/>
+        <w:shd w:val="clear" w:color="auto" w:fill="F2F2F2"/>
+        <w:spacing w:before="0" w:after="0" w:line="240" w:lineRule="auto"/>
+        <w:ind w:left="0" w:firstLine="0"/>
+        <w:jc w:val="left"/>
+      </w:pPr>
+      <w:r>
+        <w:rPr>
+          <w:rFonts w:ascii="Consolas" w:hAnsi="Consolas" w:cs="Consolas"/>
+          <w:color w:val="auto"/>
+          <w:sz w:val="17"/>
+          <w:szCs w:val="17"/>
+        </w:rPr>
+        <w:t xml:space="preserve">├── backend/</w:t>
+      </w:r>
+    </w:p>
+    <w:p>
+      <w:pPr>
+        <w:keepNext/>
+        <w:shd w:val="clear" w:color="auto" w:fill="F2F2F2"/>
+        <w:spacing w:before="0" w:after="0" w:line="240" w:lineRule="auto"/>
+        <w:ind w:left="0" w:firstLine="0"/>
+        <w:jc w:val="left"/>
+      </w:pPr>
+      <w:r>
+        <w:rPr>
+          <w:rFonts w:ascii="Consolas" w:hAnsi="Consolas" w:cs="Consolas"/>
+          <w:color w:val="auto"/>
+          <w:sz w:val="17"/>
+          <w:szCs w:val="17"/>
+        </w:rPr>
+        <w:t xml:space="preserve">│   ├── src/</w:t>
+      </w:r>
+    </w:p>
+    <w:p>
+      <w:pPr>
+        <w:keepNext/>
+        <w:shd w:val="clear" w:color="auto" w:fill="F2F2F2"/>
+        <w:spacing w:before="0" w:after="0" w:line="240" w:lineRule="auto"/>
+        <w:ind w:left="0" w:firstLine="0"/>
+        <w:jc w:val="left"/>
+      </w:pPr>
+      <w:r>
+        <w:rPr>
+          <w:rFonts w:ascii="Consolas" w:hAnsi="Consolas" w:cs="Consolas"/>
+          <w:color w:val="auto"/>
+          <w:sz w:val="17"/>
+          <w:szCs w:val="17"/>
+        </w:rPr>
+        <w:t xml:space="preserve">│   │   ├── config/db.js           conexão com o MySQL</w:t>
+      </w:r>
+    </w:p>
+    <w:p>
+      <w:pPr>
+        <w:keepNext/>
+        <w:shd w:val="clear" w:color="auto" w:fill="F2F2F2"/>
+        <w:spacing w:before="0" w:after="0" w:line="240" w:lineRule="auto"/>
+        <w:ind w:left="0" w:firstLine="0"/>
+        <w:jc w:val="left"/>
+      </w:pPr>
+      <w:r>
+        <w:rPr>
+          <w:rFonts w:ascii="Consolas" w:hAnsi="Consolas" w:cs="Consolas"/>
+          <w:color w:val="auto"/>
+          <w:sz w:val="17"/>
+          <w:szCs w:val="17"/>
+        </w:rPr>
+        <w:t xml:space="preserve">│   │   ├── controllers/           regras de cada rota</w:t>
+      </w:r>
+    </w:p>
+    <w:p>
+      <w:pPr>
+        <w:keepNext/>
+        <w:shd w:val="clear" w:color="auto" w:fill="F2F2F2"/>
+        <w:spacing w:before="0" w:after="0" w:line="240" w:lineRule="auto"/>
+        <w:ind w:left="0" w:firstLine="0"/>
+        <w:jc w:val="left"/>
+      </w:pPr>
+      <w:r>
+        <w:rPr>
+          <w:rFonts w:ascii="Consolas" w:hAnsi="Consolas" w:cs="Consolas"/>
+          <w:color w:val="auto"/>
+          <w:sz w:val="17"/>
+          <w:szCs w:val="17"/>
+        </w:rPr>
+        <w:t xml:space="preserve">│   │   ├── middlewares/auth.js    verificação do token JWT</w:t>
+      </w:r>
+    </w:p>
+    <w:p>
+      <w:pPr>
+        <w:keepNext/>
+        <w:shd w:val="clear" w:color="auto" w:fill="F2F2F2"/>
+        <w:spacing w:before="0" w:after="0" w:line="240" w:lineRule="auto"/>
+        <w:ind w:left="0" w:firstLine="0"/>
+        <w:jc w:val="left"/>
+      </w:pPr>
+      <w:r>
+        <w:rPr>
+          <w:rFonts w:ascii="Consolas" w:hAnsi="Consolas" w:cs="Consolas"/>
+          <w:color w:val="auto"/>
+          <w:sz w:val="17"/>
+          <w:szCs w:val="17"/>
+        </w:rPr>
+        <w:t xml:space="preserve">│   │   ├── models/                classes com as consultas SQL</w:t>
+      </w:r>
+    </w:p>
+    <w:p>
+      <w:pPr>
+        <w:keepNext/>
+        <w:shd w:val="clear" w:color="auto" w:fill="F2F2F2"/>
+        <w:spacing w:before="0" w:after="0" w:line="240" w:lineRule="auto"/>
+        <w:ind w:left="0" w:firstLine="0"/>
+        <w:jc w:val="left"/>
+      </w:pPr>
+      <w:r>
+        <w:rPr>
+          <w:rFonts w:ascii="Consolas" w:hAnsi="Consolas" w:cs="Consolas"/>
+          <w:color w:val="auto"/>
+          <w:sz w:val="17"/>
+          <w:szCs w:val="17"/>
+        </w:rPr>
+        <w:t xml:space="preserve">│   │   ├── routes/                endereços da API</w:t>
+      </w:r>
+    </w:p>
+    <w:p>
+      <w:pPr>
+        <w:keepNext/>
+        <w:shd w:val="clear" w:color="auto" w:fill="F2F2F2"/>
+        <w:spacing w:before="0" w:after="0" w:line="240" w:lineRule="auto"/>
+        <w:ind w:left="0" w:firstLine="0"/>
+        <w:jc w:val="left"/>
+      </w:pPr>
+      <w:r>
+        <w:rPr>
+          <w:rFonts w:ascii="Consolas" w:hAnsi="Consolas" w:cs="Consolas"/>
+          <w:color w:val="auto"/>
+          <w:sz w:val="17"/>
+          <w:szCs w:val="17"/>
+        </w:rPr>
+        <w:t xml:space="preserve">│   │   └── server.js              sobe o servidor e entrega as telas</w:t>
+      </w:r>
+    </w:p>
+    <w:p>
+      <w:pPr>
+        <w:keepNext/>
+        <w:shd w:val="clear" w:color="auto" w:fill="F2F2F2"/>
+        <w:spacing w:before="0" w:after="0" w:line="240" w:lineRule="auto"/>
+        <w:ind w:left="0" w:firstLine="0"/>
+        <w:jc w:val="left"/>
+      </w:pPr>
+      <w:r>
+        <w:rPr>
+          <w:rFonts w:ascii="Consolas" w:hAnsi="Consolas" w:cs="Consolas"/>
+          <w:color w:val="auto"/>
+          <w:sz w:val="17"/>
+          <w:szCs w:val="17"/>
+        </w:rPr>
+        <w:t xml:space="preserve">│   ├── testes/teste-api.js        teste automático da API</w:t>
+      </w:r>
+    </w:p>
+    <w:p>
+      <w:pPr>
+        <w:keepNext/>
+        <w:shd w:val="clear" w:color="auto" w:fill="F2F2F2"/>
+        <w:spacing w:before="0" w:after="0" w:line="240" w:lineRule="auto"/>
+        <w:ind w:left="0" w:firstLine="0"/>
+        <w:jc w:val="left"/>
+      </w:pPr>
+      <w:r>
+        <w:rPr>
+          <w:rFonts w:ascii="Consolas" w:hAnsi="Consolas" w:cs="Consolas"/>
+          <w:color w:val="auto"/>
+          <w:sz w:val="17"/>
+          <w:szCs w:val="17"/>
+        </w:rPr>
+        <w:t xml:space="preserve">│   ├── .env.example               modelo das configurações</w:t>
+      </w:r>
+    </w:p>
+    <w:p>
+      <w:pPr>
+        <w:keepNext/>
+        <w:shd w:val="clear" w:color="auto" w:fill="F2F2F2"/>
+        <w:spacing w:before="0" w:after="0" w:line="240" w:lineRule="auto"/>
+        <w:ind w:left="0" w:firstLine="0"/>
+        <w:jc w:val="left"/>
+      </w:pPr>
+      <w:r>
+        <w:rPr>
+          <w:rFonts w:ascii="Consolas" w:hAnsi="Consolas" w:cs="Consolas"/>
+          <w:color w:val="auto"/>
+          <w:sz w:val="17"/>
+          <w:szCs w:val="17"/>
+        </w:rPr>
+        <w:t xml:space="preserve">│   └── package.json</w:t>
+      </w:r>
+    </w:p>
+    <w:p>
+      <w:pPr>
+        <w:keepNext/>
+        <w:shd w:val="clear" w:color="auto" w:fill="F2F2F2"/>
+        <w:spacing w:before="0" w:after="0" w:line="240" w:lineRule="auto"/>
+        <w:ind w:left="0" w:firstLine="0"/>
+        <w:jc w:val="left"/>
+      </w:pPr>
+      <w:r>
+        <w:rPr>
+          <w:rFonts w:ascii="Consolas" w:hAnsi="Consolas" w:cs="Consolas"/>
+          <w:color w:val="auto"/>
+          <w:sz w:val="17"/>
+          <w:szCs w:val="17"/>
+        </w:rPr>
+        <w:t xml:space="preserve">├── database/</w:t>
+      </w:r>
+    </w:p>
+    <w:p>
+      <w:pPr>
+        <w:keepNext/>
+        <w:shd w:val="clear" w:color="auto" w:fill="F2F2F2"/>
+        <w:spacing w:before="0" w:after="0" w:line="240" w:lineRule="auto"/>
+        <w:ind w:left="0" w:firstLine="0"/>
+        <w:jc w:val="left"/>
+      </w:pPr>
+      <w:r>
+        <w:rPr>
+          <w:rFonts w:ascii="Consolas" w:hAnsi="Consolas" w:cs="Consolas"/>
+          <w:color w:val="auto"/>
+          <w:sz w:val="17"/>
+          <w:szCs w:val="17"/>
+        </w:rPr>
+        <w:t xml:space="preserve">│   ├── 01_criacao_tabelas.mwb     modelo no MySQL Workbench</w:t>
+      </w:r>
+    </w:p>
+    <w:p>
+      <w:pPr>
+        <w:keepNext/>
+        <w:shd w:val="clear" w:color="auto" w:fill="F2F2F2"/>
+        <w:spacing w:before="0" w:after="0" w:line="240" w:lineRule="auto"/>
+        <w:ind w:left="0" w:firstLine="0"/>
+        <w:jc w:val="left"/>
+      </w:pPr>
+      <w:r>
+        <w:rPr>
+          <w:rFonts w:ascii="Consolas" w:hAnsi="Consolas" w:cs="Consolas"/>
+          <w:color w:val="auto"/>
+          <w:sz w:val="17"/>
+          <w:szCs w:val="17"/>
+        </w:rPr>
+        <w:t xml:space="preserve">│   ├── 02_Startpoint_SQL.sql      criação das tabelas e índices</w:t>
+      </w:r>
+    </w:p>
+    <w:p>
+      <w:pPr>
+        <w:keepNext/>
+        <w:shd w:val="clear" w:color="auto" w:fill="F2F2F2"/>
+        <w:spacing w:before="0" w:after="0" w:line="240" w:lineRule="auto"/>
+        <w:ind w:left="0" w:firstLine="0"/>
+        <w:jc w:val="left"/>
+      </w:pPr>
+      <w:r>
+        <w:rPr>
+          <w:rFonts w:ascii="Consolas" w:hAnsi="Consolas" w:cs="Consolas"/>
+          <w:color w:val="auto"/>
+          <w:sz w:val="17"/>
+          <w:szCs w:val="17"/>
+        </w:rPr>
+        <w:t xml:space="preserve">│   ├── 03_dados_exemplo.sql       instituições, cursos, vagas e usuário de teste</w:t>
+      </w:r>
+    </w:p>
+    <w:p>
+      <w:pPr>
+        <w:keepNext/>
+        <w:shd w:val="clear" w:color="auto" w:fill="F2F2F2"/>
+        <w:spacing w:before="0" w:after="0" w:line="240" w:lineRule="auto"/>
+        <w:ind w:left="0" w:firstLine="0"/>
+        <w:jc w:val="left"/>
+      </w:pPr>
+      <w:r>
+        <w:rPr>
+          <w:rFonts w:ascii="Consolas" w:hAnsi="Consolas" w:cs="Consolas"/>
+          <w:color w:val="auto"/>
+          <w:sz w:val="17"/>
+          <w:szCs w:val="17"/>
+        </w:rPr>
+        <w:t xml:space="preserve">│   └── 04_consultas.sql           consultas e comandos de teste</w:t>
+      </w:r>
+    </w:p>
+    <w:p>
+      <w:pPr>
+        <w:keepNext/>
+        <w:shd w:val="clear" w:color="auto" w:fill="F2F2F2"/>
+        <w:spacing w:before="0" w:after="0" w:line="240" w:lineRule="auto"/>
+        <w:ind w:left="0" w:firstLine="0"/>
+        <w:jc w:val="left"/>
+      </w:pPr>
+      <w:r>
+        <w:rPr>
+          <w:rFonts w:ascii="Consolas" w:hAnsi="Consolas" w:cs="Consolas"/>
+          <w:color w:val="auto"/>
+          <w:sz w:val="17"/>
+          <w:szCs w:val="17"/>
+        </w:rPr>
+        <w:t xml:space="preserve">├── frontend/</w:t>
+      </w:r>
+    </w:p>
+    <w:p>
+      <w:pPr>
+        <w:keepNext/>
+        <w:shd w:val="clear" w:color="auto" w:fill="F2F2F2"/>
+        <w:spacing w:before="0" w:after="0" w:line="240" w:lineRule="auto"/>
+        <w:ind w:left="0" w:firstLine="0"/>
+        <w:jc w:val="left"/>
+      </w:pPr>
+      <w:r>
+        <w:rPr>
+          <w:rFonts w:ascii="Consolas" w:hAnsi="Consolas" w:cs="Consolas"/>
+          <w:color w:val="auto"/>
+          <w:sz w:val="17"/>
+          <w:szCs w:val="17"/>
+        </w:rPr>
+        <w:t xml:space="preserve">│   ├── *.html                     12 telas</w:t>
+      </w:r>
+    </w:p>
+    <w:p>
+      <w:pPr>
+        <w:keepNext/>
+        <w:shd w:val="clear" w:color="auto" w:fill="F2F2F2"/>
+        <w:spacing w:before="0" w:after="0" w:line="240" w:lineRule="auto"/>
+        <w:ind w:left="0" w:firstLine="0"/>
+        <w:jc w:val="left"/>
+      </w:pPr>
+      <w:r>
+        <w:rPr>
+          <w:rFonts w:ascii="Consolas" w:hAnsi="Consolas" w:cs="Consolas"/>
+          <w:color w:val="auto"/>
+          <w:sz w:val="17"/>
+          <w:szCs w:val="17"/>
+        </w:rPr>
+        <w:t xml:space="preserve">│   └── assets/css e assets/js     estilos e scripts das telas e os compartilhados</w:t>
+      </w:r>
+    </w:p>
+    <w:p>
+      <w:pPr>
+        <w:keepNext/>
+        <w:shd w:val="clear" w:color="auto" w:fill="F2F2F2"/>
+        <w:spacing w:before="0" w:after="0" w:line="240" w:lineRule="auto"/>
+        <w:ind w:left="0" w:firstLine="0"/>
+        <w:jc w:val="left"/>
+      </w:pPr>
+      <w:r>
+        <w:rPr>
+          <w:rFonts w:ascii="Consolas" w:hAnsi="Consolas" w:cs="Consolas"/>
+          <w:color w:val="auto"/>
+          <w:sz w:val="17"/>
+          <w:szCs w:val="17"/>
+        </w:rPr>
+        <w:t xml:space="preserve">├── documentos/                   documentos das entregas</w:t>
+      </w:r>
+    </w:p>
+    <w:p>
+      <w:pPr>
+        <w:keepNext/>
+        <w:shd w:val="clear" w:color="auto" w:fill="F2F2F2"/>
+        <w:spacing w:before="0" w:after="0" w:line="240" w:lineRule="auto"/>
+        <w:ind w:left="0" w:firstLine="0"/>
+        <w:jc w:val="left"/>
+      </w:pPr>
+      <w:r>
+        <w:rPr>
+          <w:rFonts w:ascii="Consolas" w:hAnsi="Consolas" w:cs="Consolas"/>
+          <w:color w:val="auto"/>
+          <w:sz w:val="17"/>
+          <w:szCs w:val="17"/>
+        </w:rPr>
+        <w:t xml:space="preserve">├── README.md</w:t>
+      </w:r>
+    </w:p>
+    <w:p>
+      <w:pPr>
+        <w:shd w:val="clear" w:color="auto" w:fill="F2F2F2"/>
+        <w:spacing w:before="0" w:after="160" w:line="240" w:lineRule="auto"/>
+        <w:ind w:left="0" w:firstLine="0"/>
+        <w:jc w:val="left"/>
+      </w:pPr>
+      <w:r>
+        <w:rPr>
+          <w:rFonts w:ascii="Consolas" w:hAnsi="Consolas" w:cs="Consolas"/>
+          <w:color w:val="auto"/>
+          <w:sz w:val="17"/>
+          <w:szCs w:val="17"/>
+        </w:rPr>
+        <w:t xml:space="preserve">└── .gitignore                    não envia node_modules nem o .env</w:t>
+      </w:r>
+    </w:p>
+    <w:p>
+      <w:pPr>
+        <w:keepNext/>
+        <w:spacing w:before="280" w:after="80" w:line="240" w:lineRule="auto"/>
+        <w:ind w:left="0" w:firstLine="0"/>
+        <w:outlineLvl w:val="2"/>
+        <w:rPr>
+          <w:b/>
+          <w:sz w:val="26"/>
+          <w:szCs w:val="26"/>
+        </w:rPr>
+      </w:pPr>
       <w:r>
         <w:rPr>
           <w:rFonts w:eastAsia="Times New Roman"/>
@@ -9350,19 +8922,366 @@
           <w:bCs/>
           <w:color w:val="auto"/>
           <w:kern w:val="0"/>
-          <w14:ligatures w14:val="none"/>
-        </w:rPr>
-        <w:t xml:space="preserve">12 telas</w:t>
-      </w:r>
-      <w:r>
-        <w:rPr>
-          <w:rFonts w:eastAsia="Times New Roman"/>
-          <w:color w:val="auto"/>
-          <w:kern w:val="0"/>
-          <w14:ligatures w14:val="none"/>
-        </w:rPr>
-        <w:t xml:space="preserve">: acesso, criar conta, recuperar senha, as quatro etapas do diagnóstico, Início, Minha trilha, Cursos, Vagas e Perfil. A estrutura e o visual seguem o protótipo e o HTML e CSS que o Conrado já tinha no repositório; os cards que antes eram fixos no HTML agora são montados pelo JavaScript com os dados da API. As figuras abaixo foram capturadas com o sistema rodando e o usuário de teste.</w:t>
-      </w:r>
+          <w:sz w:val="26"/>
+          <w:szCs w:val="26"/>
+          <w14:ligatures w14:val="none"/>
+        </w:rPr>
+        <w:t>5.4 Banco de dados</w:t>
+      </w:r>
+    </w:p>
+    <w:p>
+      <w:pPr>
+        <w:spacing w:before="100" w:beforeAutospacing="1" w:after="100" w:afterAutospacing="1" w:line="240" w:lineRule="auto"/>
+        <w:ind w:left="0" w:firstLine="0"/>
+        <w:rPr>
+          <w:rFonts w:eastAsia="Times New Roman"/>
+          <w:color w:val="auto"/>
+          <w:kern w:val="0"/>
+          <w14:ligatures w14:val="none"/>
+        </w:rPr>
+      </w:pPr>
+      <w:r>
+        <w:rPr>
+          <w:rFonts w:eastAsia="Times New Roman"/>
+          <w:color w:val="auto"/>
+          <w:kern w:val="0"/>
+          <w14:ligatures w14:val="none"/>
+        </w:rPr>
+        <w:t xml:space="preserve">O banco </w:t>
+      </w:r>
+      <w:r>
+        <w:rPr>
+          <w:rFonts w:eastAsia="Times New Roman"/>
+          <w:b/>
+          <w:bCs/>
+          <w:color w:val="auto"/>
+          <w:kern w:val="0"/>
+          <w14:ligatures w14:val="none"/>
+        </w:rPr>
+        <w:t xml:space="preserve">startpoint_db</w:t>
+      </w:r>
+      <w:r>
+        <w:rPr>
+          <w:rFonts w:eastAsia="Times New Roman"/>
+          <w:color w:val="auto"/>
+          <w:kern w:val="0"/>
+          <w14:ligatures w14:val="none"/>
+        </w:rPr>
+        <w:t xml:space="preserve"> tem </w:t>
+      </w:r>
+      <w:r>
+        <w:rPr>
+          <w:rFonts w:eastAsia="Times New Roman"/>
+          <w:b/>
+          <w:bCs/>
+          <w:color w:val="auto"/>
+          <w:kern w:val="0"/>
+          <w14:ligatures w14:val="none"/>
+        </w:rPr>
+        <w:t xml:space="preserve">10 tabelas</w:t>
+      </w:r>
+      <w:r>
+        <w:rPr>
+          <w:rFonts w:eastAsia="Times New Roman"/>
+          <w:color w:val="auto"/>
+          <w:kern w:val="0"/>
+          <w14:ligatures w14:val="none"/>
+        </w:rPr>
+        <w:t xml:space="preserve">, 48 atributos e 10 chaves estrangeiras, normalizadas até a 3ª forma normal. As tabelas curso_competencia e vaga_competencia ligam cursos e vagas às competências e são a base do motor da trilha e do cálculo de aderência.</w:t>
+      </w:r>
+    </w:p>
+    <w:p>
+      <w:pPr>
+        <w:spacing w:before="100" w:beforeAutospacing="1" w:after="100" w:afterAutospacing="1" w:line="240" w:lineRule="auto"/>
+        <w:ind w:left="0" w:firstLine="0"/>
+        <w:rPr>
+          <w:rFonts w:eastAsia="Times New Roman"/>
+          <w:color w:val="auto"/>
+          <w:kern w:val="0"/>
+          <w14:ligatures w14:val="none"/>
+        </w:rPr>
+      </w:pPr>
+      <w:r>
+        <w:rPr>
+          <w:rFonts w:eastAsia="Times New Roman"/>
+          <w:color w:val="auto"/>
+          <w:kern w:val="0"/>
+          <w14:ligatures w14:val="none"/>
+        </w:rPr>
+        <w:t xml:space="preserve">Em relação ao modelo da 2ª entrega, as mudanças foram:</w:t>
+      </w:r>
+    </w:p>
+    <w:p>
+      <w:pPr>
+        <w:numPr>
+          <w:ilvl w:val="0"/>
+          <w:numId w:val="8"/>
+        </w:numPr>
+        <w:spacing w:before="40" w:after="40" w:line="240" w:lineRule="auto"/>
+        <w:rPr>
+          <w:rFonts w:eastAsia="Times New Roman"/>
+          <w:color w:val="auto"/>
+          <w:kern w:val="0"/>
+          <w14:ligatures w14:val="none"/>
+        </w:rPr>
+      </w:pPr>
+      <w:r>
+        <w:rPr>
+          <w:rFonts w:eastAsia="Times New Roman"/>
+          <w:color w:val="auto"/>
+          <w:kern w:val="0"/>
+          <w14:ligatures w14:val="none"/>
+        </w:rPr>
+        <w:t xml:space="preserve">nova tabela </w:t>
+      </w:r>
+      <w:r>
+        <w:rPr>
+          <w:rFonts w:eastAsia="Times New Roman"/>
+          <w:b/>
+          <w:bCs/>
+          <w:color w:val="auto"/>
+          <w:kern w:val="0"/>
+          <w14:ligatures w14:val="none"/>
+        </w:rPr>
+        <w:t xml:space="preserve">usuario_competencia</w:t>
+      </w:r>
+      <w:r>
+        <w:rPr>
+          <w:rFonts w:eastAsia="Times New Roman"/>
+          <w:color w:val="auto"/>
+          <w:kern w:val="0"/>
+          <w14:ligatures w14:val="none"/>
+        </w:rPr>
+        <w:t xml:space="preserve">, que guarda o que o jovem marcou na etapa 2 do diagnóstico (antes isso não tinha onde ser gravado);</w:t>
+      </w:r>
+    </w:p>
+    <w:p>
+      <w:pPr>
+        <w:numPr>
+          <w:ilvl w:val="0"/>
+          <w:numId w:val="8"/>
+        </w:numPr>
+        <w:spacing w:before="40" w:after="40" w:line="240" w:lineRule="auto"/>
+        <w:rPr>
+          <w:rFonts w:eastAsia="Times New Roman"/>
+          <w:color w:val="auto"/>
+          <w:kern w:val="0"/>
+          <w14:ligatures w14:val="none"/>
+        </w:rPr>
+      </w:pPr>
+      <w:r>
+        <w:rPr>
+          <w:rFonts w:eastAsia="Times New Roman"/>
+          <w:color w:val="auto"/>
+          <w:kern w:val="0"/>
+          <w14:ligatures w14:val="none"/>
+        </w:rPr>
+        <w:t xml:space="preserve">campos </w:t>
+      </w:r>
+      <w:r>
+        <w:rPr>
+          <w:rFonts w:eastAsia="Times New Roman"/>
+          <w:b/>
+          <w:bCs/>
+          <w:color w:val="auto"/>
+          <w:kern w:val="0"/>
+          <w14:ligatures w14:val="none"/>
+        </w:rPr>
+        <w:t xml:space="preserve">area</w:t>
+      </w:r>
+      <w:r>
+        <w:rPr>
+          <w:rFonts w:eastAsia="Times New Roman"/>
+          <w:color w:val="auto"/>
+          <w:kern w:val="0"/>
+          <w14:ligatures w14:val="none"/>
+        </w:rPr>
+        <w:t xml:space="preserve"> e </w:t>
+      </w:r>
+      <w:r>
+        <w:rPr>
+          <w:rFonts w:eastAsia="Times New Roman"/>
+          <w:b/>
+          <w:bCs/>
+          <w:color w:val="auto"/>
+          <w:kern w:val="0"/>
+          <w14:ligatures w14:val="none"/>
+        </w:rPr>
+        <w:t xml:space="preserve">link_candidatura</w:t>
+      </w:r>
+      <w:r>
+        <w:rPr>
+          <w:rFonts w:eastAsia="Times New Roman"/>
+          <w:color w:val="auto"/>
+          <w:kern w:val="0"/>
+          <w14:ligatures w14:val="none"/>
+        </w:rPr>
+        <w:t xml:space="preserve"> na tabela vaga, usados no filtro por área e no botão “Quero me candidatar”;</w:t>
+      </w:r>
+    </w:p>
+    <w:p>
+      <w:pPr>
+        <w:numPr>
+          <w:ilvl w:val="0"/>
+          <w:numId w:val="8"/>
+        </w:numPr>
+        <w:spacing w:before="40" w:after="40" w:line="240" w:lineRule="auto"/>
+        <w:rPr>
+          <w:rFonts w:eastAsia="Times New Roman"/>
+          <w:color w:val="auto"/>
+          <w:kern w:val="0"/>
+          <w14:ligatures w14:val="none"/>
+        </w:rPr>
+      </w:pPr>
+      <w:r>
+        <w:rPr>
+          <w:rFonts w:eastAsia="Times New Roman"/>
+          <w:b/>
+          <w:bCs/>
+          <w:color w:val="auto"/>
+          <w:kern w:val="0"/>
+          <w14:ligatures w14:val="none"/>
+        </w:rPr>
+        <w:t xml:space="preserve">ON DELETE CASCADE</w:t>
+      </w:r>
+      <w:r>
+        <w:rPr>
+          <w:rFonts w:eastAsia="Times New Roman"/>
+          <w:color w:val="auto"/>
+          <w:kern w:val="0"/>
+          <w14:ligatures w14:val="none"/>
+        </w:rPr>
+        <w:t xml:space="preserve"> nas chaves de trilha e progresso, para que, ao apagar um usuário, a trilha dele também seja apagada;</w:t>
+      </w:r>
+    </w:p>
+    <w:p>
+      <w:pPr>
+        <w:numPr>
+          <w:ilvl w:val="0"/>
+          <w:numId w:val="8"/>
+        </w:numPr>
+        <w:spacing w:before="40" w:after="40" w:line="240" w:lineRule="auto"/>
+        <w:rPr>
+          <w:rFonts w:eastAsia="Times New Roman"/>
+          <w:color w:val="auto"/>
+          <w:kern w:val="0"/>
+          <w14:ligatures w14:val="none"/>
+        </w:rPr>
+      </w:pPr>
+      <w:r>
+        <w:rPr>
+          <w:rFonts w:eastAsia="Times New Roman"/>
+          <w:b/>
+          <w:bCs/>
+          <w:color w:val="auto"/>
+          <w:kern w:val="0"/>
+          <w14:ligatures w14:val="none"/>
+        </w:rPr>
+        <w:t xml:space="preserve">índices</w:t>
+      </w:r>
+      <w:r>
+        <w:rPr>
+          <w:rFonts w:eastAsia="Times New Roman"/>
+          <w:color w:val="auto"/>
+          <w:kern w:val="0"/>
+          <w14:ligatures w14:val="none"/>
+        </w:rPr>
+        <w:t xml:space="preserve"> em curso(area), vaga(area) e vaga(cidade), as colunas usadas nos filtros;</w:t>
+      </w:r>
+    </w:p>
+    <w:p>
+      <w:pPr>
+        <w:numPr>
+          <w:ilvl w:val="0"/>
+          <w:numId w:val="8"/>
+        </w:numPr>
+        <w:spacing w:before="40" w:after="40" w:line="240" w:lineRule="auto"/>
+        <w:rPr>
+          <w:rFonts w:eastAsia="Times New Roman"/>
+          <w:color w:val="auto"/>
+          <w:kern w:val="0"/>
+          <w14:ligatures w14:val="none"/>
+        </w:rPr>
+      </w:pPr>
+      <w:r>
+        <w:rPr>
+          <w:rFonts w:eastAsia="Times New Roman"/>
+          <w:color w:val="auto"/>
+          <w:kern w:val="0"/>
+          <w14:ligatures w14:val="none"/>
+        </w:rPr>
+        <w:t xml:space="preserve">script </w:t>
+      </w:r>
+      <w:r>
+        <w:rPr>
+          <w:rFonts w:eastAsia="Times New Roman"/>
+          <w:b/>
+          <w:bCs/>
+          <w:color w:val="auto"/>
+          <w:kern w:val="0"/>
+          <w14:ligatures w14:val="none"/>
+        </w:rPr>
+        <w:t xml:space="preserve">03_dados_exemplo.sql</w:t>
+      </w:r>
+      <w:r>
+        <w:rPr>
+          <w:rFonts w:eastAsia="Times New Roman"/>
+          <w:color w:val="auto"/>
+          <w:kern w:val="0"/>
+          <w14:ligatures w14:val="none"/>
+        </w:rPr>
+        <w:t xml:space="preserve"> com 5 instituições, 18 competências, 19 cursos, 11 vagas em São Paulo/SP e um usuário de teste;</w:t>
+      </w:r>
+    </w:p>
+    <w:p>
+      <w:pPr>
+        <w:numPr>
+          <w:ilvl w:val="0"/>
+          <w:numId w:val="8"/>
+        </w:numPr>
+        <w:spacing w:before="40" w:after="40" w:line="240" w:lineRule="auto"/>
+        <w:rPr>
+          <w:rFonts w:eastAsia="Times New Roman"/>
+          <w:color w:val="auto"/>
+          <w:kern w:val="0"/>
+          <w14:ligatures w14:val="none"/>
+        </w:rPr>
+      </w:pPr>
+      <w:r>
+        <w:rPr>
+          <w:rFonts w:eastAsia="Times New Roman"/>
+          <w:color w:val="auto"/>
+          <w:kern w:val="0"/>
+          <w14:ligatures w14:val="none"/>
+        </w:rPr>
+        <w:t xml:space="preserve">arquivo </w:t>
+      </w:r>
+      <w:r>
+        <w:rPr>
+          <w:rFonts w:eastAsia="Times New Roman"/>
+          <w:b/>
+          <w:bCs/>
+          <w:color w:val="auto"/>
+          <w:kern w:val="0"/>
+          <w14:ligatures w14:val="none"/>
+        </w:rPr>
+        <w:t xml:space="preserve">04_consultas.sql</w:t>
+      </w:r>
+      <w:r>
+        <w:rPr>
+          <w:rFonts w:eastAsia="Times New Roman"/>
+          <w:color w:val="auto"/>
+          <w:kern w:val="0"/>
+          <w14:ligatures w14:val="none"/>
+        </w:rPr>
+        <w:t xml:space="preserve"> com 25 itens para testar no Workbench: as consultas que as telas usam, consultas com GROUP BY, HAVING, CASE, BETWEEN, LIMIT, EXISTS e LEFT JOIN, e exemplos de INSERT, UPDATE e DELETE.</w:t>
+      </w:r>
+    </w:p>
+    <w:p>
+      <w:pPr>
+        <w:spacing w:before="0" w:after="0" w:line="120" w:lineRule="exact"/>
+        <w:ind w:left="0" w:firstLine="0"/>
+      </w:pPr>
     </w:p>
     <w:p>
       <w:pPr>
@@ -9374,7 +9293,7 @@
       <w:r>
         <w:drawing>
           <wp:inline distT="0" distB="0" distL="0" distR="0">
-            <wp:extent cx="5580000" cy="1729800"/>
+            <wp:extent cx="5400000" cy="5497200"/>
             <wp:effectExtent l="0" t="0" r="0" b="0"/>
             <wp:docPr id="1008" name="Figura 1008"/>
             <wp:cNvGraphicFramePr>
@@ -9396,7 +9315,7 @@
                   <pic:spPr>
                     <a:xfrm>
                       <a:off x="0" y="0"/>
-                      <a:ext cx="5580000" cy="1729800"/>
+                      <a:ext cx="5400000" cy="5497200"/>
                     </a:xfrm>
                     <a:prstGeom prst="rect">
                       <a:avLst/>
@@ -9422,7 +9341,74 @@
           <w:sz w:val="20"/>
           <w:szCs w:val="20"/>
         </w:rPr>
-        <w:t xml:space="preserve">Figura 8 – Diagnóstico: etapa 2 (pode marcar mais de uma opção) e etapa 4 (área de interesse).</w:t>
+        <w:t xml:space="preserve">Figura 8 – Modelo do banco de dados com as 10 tabelas (cada linha liga um registro a zero ou mais registros da outra tabela).</w:t>
+      </w:r>
+    </w:p>
+    <w:p>
+      <w:pPr>
+        <w:keepNext/>
+        <w:spacing w:before="280" w:after="80" w:line="240" w:lineRule="auto"/>
+        <w:ind w:left="0" w:firstLine="0"/>
+        <w:outlineLvl w:val="2"/>
+        <w:rPr>
+          <w:b/>
+          <w:sz w:val="26"/>
+          <w:szCs w:val="26"/>
+        </w:rPr>
+      </w:pPr>
+      <w:r>
+        <w:rPr>
+          <w:rFonts w:eastAsia="Times New Roman"/>
+          <w:b/>
+          <w:bCs/>
+          <w:color w:val="auto"/>
+          <w:kern w:val="0"/>
+          <w:sz w:val="26"/>
+          <w:szCs w:val="26"/>
+          <w14:ligatures w14:val="none"/>
+        </w:rPr>
+        <w:t>5.5 Telas implementadas</w:t>
+      </w:r>
+    </w:p>
+    <w:p>
+      <w:pPr>
+        <w:spacing w:before="100" w:beforeAutospacing="1" w:after="100" w:afterAutospacing="1" w:line="240" w:lineRule="auto"/>
+        <w:ind w:left="0" w:firstLine="0"/>
+        <w:rPr>
+          <w:rFonts w:eastAsia="Times New Roman"/>
+          <w:color w:val="auto"/>
+          <w:kern w:val="0"/>
+          <w14:ligatures w14:val="none"/>
+        </w:rPr>
+      </w:pPr>
+      <w:r>
+        <w:rPr>
+          <w:rFonts w:eastAsia="Times New Roman"/>
+          <w:color w:val="auto"/>
+          <w:kern w:val="0"/>
+          <w14:ligatures w14:val="none"/>
+        </w:rPr>
+        <w:t xml:space="preserve">Foram implementadas </w:t>
+      </w:r>
+      <w:r>
+        <w:rPr>
+          <w:rFonts w:eastAsia="Times New Roman"/>
+          <w:b/>
+          <w:bCs/>
+          <w:color w:val="auto"/>
+          <w:kern w:val="0"/>
+          <w14:ligatures w14:val="none"/>
+        </w:rPr>
+        <w:t xml:space="preserve">12 telas</w:t>
+      </w:r>
+      <w:r>
+        <w:rPr>
+          <w:rFonts w:eastAsia="Times New Roman"/>
+          <w:color w:val="auto"/>
+          <w:kern w:val="0"/>
+          <w14:ligatures w14:val="none"/>
+        </w:rPr>
+        <w:t xml:space="preserve">: acesso, criar conta, recuperar senha, as quatro etapas do diagnóstico, Início, Minha trilha, Cursos, Vagas e Perfil. A estrutura e o visual seguem o protótipo e o HTML e CSS que o Conrado já tinha no repositório; os cards que antes eram fixos no HTML agora são montados pelo JavaScript com os dados da API. As figuras abaixo foram capturadas com o sistema rodando e o usuário de teste.</w:t>
       </w:r>
     </w:p>
     <w:p>
@@ -9483,7 +9469,7 @@
           <w:sz w:val="20"/>
           <w:szCs w:val="20"/>
         </w:rPr>
-        <w:t xml:space="preserve">Figura 9 – Início e Minha trilha com um curso já concluído.</w:t>
+        <w:t xml:space="preserve">Figura 9 – Diagnóstico: etapa 2 (pode marcar mais de uma opção) e etapa 4 (área de interesse).</w:t>
       </w:r>
     </w:p>
     <w:p>
@@ -9544,7 +9530,7 @@
           <w:sz w:val="20"/>
           <w:szCs w:val="20"/>
         </w:rPr>
-        <w:t xml:space="preserve">Figura 10 – Catálogo de cursos e mural de vagas com aderência e “O que falta”.</w:t>
+        <w:t xml:space="preserve">Figura 10 – Início e Minha trilha com um curso já concluído.</w:t>
       </w:r>
     </w:p>
     <w:p>
@@ -9605,7 +9591,7 @@
           <w:sz w:val="20"/>
           <w:szCs w:val="20"/>
         </w:rPr>
-        <w:t xml:space="preserve">Figura 11 – Tela de acesso e Perfil com as respostas do diagnóstico.</w:t>
+        <w:t xml:space="preserve">Figura 11 – Catálogo de cursos e mural de vagas com aderência e “O que falta”.</w:t>
       </w:r>
     </w:p>
     <w:p>
@@ -9666,7 +9652,7 @@
           <w:sz w:val="20"/>
           <w:szCs w:val="20"/>
         </w:rPr>
-        <w:t xml:space="preserve">Figura 12 – Tema escuro, guardado no navegador para as próximas visitas.</w:t>
+        <w:t xml:space="preserve">Figura 12 – Tela de acesso e Perfil com as respostas do diagnóstico.</w:t>
       </w:r>
     </w:p>
     <w:p>
@@ -9679,7 +9665,7 @@
       <w:r>
         <w:drawing>
           <wp:inline distT="0" distB="0" distL="0" distR="0">
-            <wp:extent cx="4320000" cy="2999502"/>
+            <wp:extent cx="5580000" cy="1729800"/>
             <wp:effectExtent l="0" t="0" r="0" b="0"/>
             <wp:docPr id="1013" name="Figura 1013"/>
             <wp:cNvGraphicFramePr>
@@ -9701,6 +9687,67 @@
                   <pic:spPr>
                     <a:xfrm>
                       <a:off x="0" y="0"/>
+                      <a:ext cx="5580000" cy="1729800"/>
+                    </a:xfrm>
+                    <a:prstGeom prst="rect">
+                      <a:avLst/>
+                    </a:prstGeom>
+                  </pic:spPr>
+                </pic:pic>
+              </a:graphicData>
+            </a:graphic>
+          </wp:inline>
+        </w:drawing>
+      </w:r>
+    </w:p>
+    <w:p>
+      <w:pPr>
+        <w:spacing w:before="0" w:after="240"/>
+        <w:ind w:left="0" w:firstLine="0"/>
+        <w:jc w:val="center"/>
+      </w:pPr>
+      <w:r>
+        <w:rPr>
+          <w:i/>
+          <w:iCs/>
+          <w:sz w:val="20"/>
+          <w:szCs w:val="20"/>
+        </w:rPr>
+        <w:t xml:space="preserve">Figura 13 – Tema escuro, guardado no navegador para as próximas visitas.</w:t>
+      </w:r>
+    </w:p>
+    <w:p>
+      <w:pPr>
+        <w:keepNext/>
+        <w:spacing w:before="160" w:after="60"/>
+        <w:ind w:left="0" w:firstLine="0"/>
+        <w:jc w:val="center"/>
+      </w:pPr>
+      <w:r>
+        <w:drawing>
+          <wp:inline distT="0" distB="0" distL="0" distR="0">
+            <wp:extent cx="4320000" cy="2999502"/>
+            <wp:effectExtent l="0" t="0" r="0" b="0"/>
+            <wp:docPr id="1014" name="Figura 1014"/>
+            <wp:cNvGraphicFramePr>
+              <a:graphicFrameLocks xmlns:a="http://schemas.openxmlformats.org/drawingml/2006/main" noChangeAspect="1"/>
+            </wp:cNvGraphicFramePr>
+            <a:graphic xmlns:a="http://schemas.openxmlformats.org/drawingml/2006/main">
+              <a:graphicData uri="http://schemas.openxmlformats.org/drawingml/2006/picture">
+                <pic:pic xmlns:pic="http://schemas.openxmlformats.org/drawingml/2006/picture">
+                  <pic:nvPicPr>
+                    <pic:cNvPr id="1014" name="fig14.jpg"/>
+                    <pic:cNvPicPr/>
+                  </pic:nvPicPr>
+                  <pic:blipFill>
+                    <a:blip r:embed="rIdFig14"/>
+                    <a:stretch>
+                      <a:fillRect/>
+                    </a:stretch>
+                  </pic:blipFill>
+                  <pic:spPr>
+                    <a:xfrm>
+                      <a:off x="0" y="0"/>
                       <a:ext cx="4320000" cy="2999502"/>
                     </a:xfrm>
                     <a:prstGeom prst="rect">
@@ -9727,7 +9774,7 @@
           <w:sz w:val="20"/>
           <w:szCs w:val="20"/>
         </w:rPr>
-        <w:t xml:space="preserve">Figura 13 – Início, Minha trilha e Vagas no celular (390 px de largura).</w:t>
+        <w:t xml:space="preserve">Figura 14 – Início, Minha trilha e Vagas no celular (390 px de largura).</w:t>
       </w:r>
     </w:p>
     <w:p>
@@ -11299,7 +11346,7 @@
           <w:kern w:val="0"/>
           <w14:ligatures w14:val="none"/>
         </w:rPr>
-        <w:t xml:space="preserve"> (beginTransaction, commit e rollback, como na aula de transações de BDR), para que a trilha nunca fique pela metade se der erro. Os passos são: (1) cria a trilha do usuário ou reaproveita a existente; (2) mantém os cursos já concluídos; (3) busca as competências pedidas pelas vagas da área que o jovem ainda não tem; (4) busca os cursos que ensinam essas competências, já ordenados pelo banco; (5) percorre os cursos nessa ordem e só inclui os que ensinam algo novo; (6) se a área não tiver vagas, usa os cursos da própria área; (7) grava os cursos na ordem sugerida. A consulta do passo 4 é esta:</w:t>
+        <w:t xml:space="preserve"> (beginTransaction, commit e rollback, como na aula de transações de BDR), para que a trilha nunca fique pela metade se der erro. Os passos são: (1) cria a trilha do usuário ou reaproveita a existente; (2) mantém os cursos já concluídos; (3) busca as competências pedidas pelas vagas da área que o jovem ainda não tem; (4) busca os cursos que ensinam essas competências, já ordenados pelo banco (o CASE coloca primeiro os cursos da área do jovem); (5) percorre os cursos nessa ordem e só inclui os que ensinam algo novo; (6) se a área não tiver vagas, usa os cursos da própria área; (7) grava os cursos na ordem sugerida. A consulta do passo 4 é esta:</w:t>
       </w:r>
     </w:p>
     <w:p>
@@ -11333,7 +11380,7 @@
           <w:sz w:val="17"/>
           <w:szCs w:val="17"/>
         </w:rPr>
-        <w:t xml:space="preserve">SELECT c.id, GROUP_CONCAT(cc.competencia_id) AS competencias</w:t>
+        <w:t xml:space="preserve">SELECT c.id</w:t>
       </w:r>
     </w:p>
     <w:p>
@@ -11458,7 +11505,7 @@
           <w:sz w:val="17"/>
           <w:szCs w:val="17"/>
         </w:rPr>
-        <w:t xml:space="preserve">ORDER BY c.area = ? DESC, COUNT(*) DESC, c.duracao</w:t>
+        <w:t xml:space="preserve">ORDER BY CASE WHEN c.area = ? THEN 0 ELSE 1 END, COUNT(*) DESC, c.duracao</w:t>
       </w:r>
     </w:p>
     <w:p>
@@ -11596,7 +11643,25 @@
           <w:sz w:val="17"/>
           <w:szCs w:val="17"/>
         </w:rPr>
-        <w:t xml:space="preserve">           SUM(vc.competencia_id IN (?)) AS requisitos_atendidos</w:t>
+        <w:t xml:space="preserve">           SUM(CASE WHEN vc.competencia_id IN (?) THEN 1 ELSE 0 END)</w:t>
+      </w:r>
+    </w:p>
+    <w:p>
+      <w:pPr>
+        <w:keepNext/>
+        <w:shd w:val="clear" w:color="auto" w:fill="F2F2F2"/>
+        <w:spacing w:before="0" w:after="0" w:line="240" w:lineRule="auto"/>
+        <w:ind w:left="0" w:firstLine="0"/>
+        <w:jc w:val="left"/>
+      </w:pPr>
+      <w:r>
+        <w:rPr>
+          <w:rFonts w:ascii="Consolas" w:hAnsi="Consolas" w:cs="Consolas"/>
+          <w:color w:val="auto"/>
+          <w:sz w:val="17"/>
+          <w:szCs w:val="17"/>
+        </w:rPr>
+        <w:t xml:space="preserve">               AS requisitos_atendidos</w:t>
       </w:r>
     </w:p>
     <w:p>
@@ -13428,7 +13493,7 @@
                 <w:szCs w:val="19"/>
                 <w14:ligatures w14:val="none"/>
               </w:rPr>
-              <w:t xml:space="preserve">Scripts de criação e de dados e as 20 consultas do consultas.sql</w:t>
+              <w:t xml:space="preserve">Scripts de criação e de dados e as 20 consultas do 04_consultas.sql</w:t>
             </w:r>
           </w:p>
         </w:tc>
@@ -13638,7 +13703,7 @@
           <wp:inline distT="0" distB="0" distL="0" distR="0">
             <wp:extent cx="3960000" cy="3997571"/>
             <wp:effectExtent l="0" t="0" r="0" b="0"/>
-            <wp:docPr id="1014" name="Figura 1014"/>
+            <wp:docPr id="1015" name="Figura 1015"/>
             <wp:cNvGraphicFramePr>
               <a:graphicFrameLocks xmlns:a="http://schemas.openxmlformats.org/drawingml/2006/main" noChangeAspect="1"/>
             </wp:cNvGraphicFramePr>
@@ -13646,11 +13711,11 @@
               <a:graphicData uri="http://schemas.openxmlformats.org/drawingml/2006/picture">
                 <pic:pic xmlns:pic="http://schemas.openxmlformats.org/drawingml/2006/picture">
                   <pic:nvPicPr>
-                    <pic:cNvPr id="1014" name="fig14.jpg"/>
+                    <pic:cNvPr id="1015" name="fig15.jpg"/>
                     <pic:cNvPicPr/>
                   </pic:nvPicPr>
                   <pic:blipFill>
-                    <a:blip r:embed="rIdFig14"/>
+                    <a:blip r:embed="rIdFig15"/>
                     <a:stretch>
                       <a:fillRect/>
                     </a:stretch>
@@ -13684,7 +13749,7 @@
           <w:sz w:val="20"/>
           <w:szCs w:val="20"/>
         </w:rPr>
-        <w:t xml:space="preserve">Figura 14 – Resultado do teste automático da API.</w:t>
+        <w:t xml:space="preserve">Figura 15 – Resultado do teste automático da API.</w:t>
       </w:r>
     </w:p>
     <w:p>
@@ -15310,67 +15375,6 @@
         <w:spacing w:before="0" w:after="120"/>
         <w:ind w:left="0" w:firstLine="0"/>
       </w:pPr>
-    </w:p>
-    <w:p>
-      <w:pPr>
-        <w:keepNext/>
-        <w:spacing w:before="160" w:after="60"/>
-        <w:ind w:left="0" w:firstLine="0"/>
-        <w:jc w:val="center"/>
-      </w:pPr>
-      <w:r>
-        <w:drawing>
-          <wp:inline distT="0" distB="0" distL="0" distR="0">
-            <wp:extent cx="5580000" cy="1729800"/>
-            <wp:effectExtent l="0" t="0" r="0" b="0"/>
-            <wp:docPr id="1015" name="Figura 1015"/>
-            <wp:cNvGraphicFramePr>
-              <a:graphicFrameLocks xmlns:a="http://schemas.openxmlformats.org/drawingml/2006/main" noChangeAspect="1"/>
-            </wp:cNvGraphicFramePr>
-            <a:graphic xmlns:a="http://schemas.openxmlformats.org/drawingml/2006/main">
-              <a:graphicData uri="http://schemas.openxmlformats.org/drawingml/2006/picture">
-                <pic:pic xmlns:pic="http://schemas.openxmlformats.org/drawingml/2006/picture">
-                  <pic:nvPicPr>
-                    <pic:cNvPr id="1015" name="fig15.jpg"/>
-                    <pic:cNvPicPr/>
-                  </pic:nvPicPr>
-                  <pic:blipFill>
-                    <a:blip r:embed="rIdFig15"/>
-                    <a:stretch>
-                      <a:fillRect/>
-                    </a:stretch>
-                  </pic:blipFill>
-                  <pic:spPr>
-                    <a:xfrm>
-                      <a:off x="0" y="0"/>
-                      <a:ext cx="5580000" cy="1729800"/>
-                    </a:xfrm>
-                    <a:prstGeom prst="rect">
-                      <a:avLst/>
-                    </a:prstGeom>
-                  </pic:spPr>
-                </pic:pic>
-              </a:graphicData>
-            </a:graphic>
-          </wp:inline>
-        </w:drawing>
-      </w:r>
-    </w:p>
-    <w:p>
-      <w:pPr>
-        <w:spacing w:before="0" w:after="240"/>
-        <w:ind w:left="0" w:firstLine="0"/>
-        <w:jc w:val="center"/>
-      </w:pPr>
-      <w:r>
-        <w:rPr>
-          <w:i/>
-          <w:iCs/>
-          <w:sz w:val="20"/>
-          <w:szCs w:val="20"/>
-        </w:rPr>
-        <w:t xml:space="preserve">Figura 15 – CT01 e CT03: mensagens de validação no cadastro e no login.</w:t>
-      </w:r>
     </w:p>
     <w:p>
       <w:pPr>
@@ -15430,54 +15434,7 @@
           <w:sz w:val="20"/>
           <w:szCs w:val="20"/>
         </w:rPr>
-        <w:t xml:space="preserve">Figura 16 – CT08: Início antes e depois de concluir o primeiro curso da trilha.</w:t>
-      </w:r>
-    </w:p>
-    <w:p>
-      <w:pPr>
-        <w:keepNext/>
-        <w:spacing w:before="280" w:after="80" w:line="240" w:lineRule="auto"/>
-        <w:ind w:left="0" w:firstLine="0"/>
-        <w:outlineLvl w:val="2"/>
-        <w:rPr>
-          <w:b/>
-          <w:sz w:val="26"/>
-          <w:szCs w:val="26"/>
-        </w:rPr>
-      </w:pPr>
-      <w:r>
-        <w:rPr>
-          <w:rFonts w:eastAsia="Times New Roman"/>
-          <w:b/>
-          <w:bCs/>
-          <w:color w:val="auto"/>
-          <w:kern w:val="0"/>
-          <w:sz w:val="26"/>
-          <w:szCs w:val="26"/>
-          <w14:ligatures w14:val="none"/>
-        </w:rPr>
-        <w:t>6.3 Testes do banco de dados</w:t>
-      </w:r>
-    </w:p>
-    <w:p>
-      <w:pPr>
-        <w:spacing w:before="100" w:beforeAutospacing="1" w:after="100" w:afterAutospacing="1" w:line="240" w:lineRule="auto"/>
-        <w:ind w:left="0" w:firstLine="0"/>
-        <w:rPr>
-          <w:rFonts w:eastAsia="Times New Roman"/>
-          <w:color w:val="auto"/>
-          <w:kern w:val="0"/>
-          <w14:ligatures w14:val="none"/>
-        </w:rPr>
-      </w:pPr>
-      <w:r>
-        <w:rPr>
-          <w:rFonts w:eastAsia="Times New Roman"/>
-          <w:color w:val="auto"/>
-          <w:kern w:val="0"/>
-          <w14:ligatures w14:val="none"/>
-        </w:rPr>
-        <w:t xml:space="preserve">Os scripts Startpoint_SQL.sql e dados_exemplo.sql foram executados do zero várias vezes, e as 20 consultas do consultas.sql rodaram sem erro (os itens 21 a 25 são exemplos de INSERT, UPDATE e DELETE, deixados comentados). A figura abaixo mostra a consulta 6, que calcula a aderência da usuária de teste a cada vaga usando só as competências do diagnóstico.</w:t>
+        <w:t xml:space="preserve">Figura 16 – CT01 e CT03: mensagens de validação no cadastro e no login.</w:t>
       </w:r>
     </w:p>
     <w:p>
@@ -15490,7 +15447,7 @@
       <w:r>
         <w:drawing>
           <wp:inline distT="0" distB="0" distL="0" distR="0">
-            <wp:extent cx="5580000" cy="2920162"/>
+            <wp:extent cx="5580000" cy="1729800"/>
             <wp:effectExtent l="0" t="0" r="0" b="0"/>
             <wp:docPr id="1017" name="Figura 1017"/>
             <wp:cNvGraphicFramePr>
@@ -15512,7 +15469,7 @@
                   <pic:spPr>
                     <a:xfrm>
                       <a:off x="0" y="0"/>
-                      <a:ext cx="5580000" cy="2920162"/>
+                      <a:ext cx="5580000" cy="1729800"/>
                     </a:xfrm>
                     <a:prstGeom prst="rect">
                       <a:avLst/>
@@ -15538,7 +15495,7 @@
           <w:sz w:val="20"/>
           <w:szCs w:val="20"/>
         </w:rPr>
-        <w:t xml:space="preserve">Figura 17 – Consulta 6 do consultas.sql executada no MySQL.</w:t>
+        <w:t xml:space="preserve">Figura 17 – CT08: Início antes e depois de concluir o primeiro curso da trilha.</w:t>
       </w:r>
     </w:p>
     <w:p>
@@ -15564,636 +15521,29 @@
           <w:szCs w:val="26"/>
           <w14:ligatures w14:val="none"/>
         </w:rPr>
-        <w:t>6.4 Falhas encontradas e correções</w:t>
-      </w:r>
-    </w:p>
-    <w:p>
-      <w:pPr>
-        <w:numPr>
-          <w:ilvl w:val="0"/>
-          <w:numId w:val="8"/>
-        </w:numPr>
-        <w:spacing w:before="40" w:after="40" w:line="240" w:lineRule="auto"/>
-        <w:rPr>
-          <w:rFonts w:eastAsia="Times New Roman"/>
-          <w:color w:val="auto"/>
-          <w:kern w:val="0"/>
-          <w14:ligatures w14:val="none"/>
-        </w:rPr>
-      </w:pPr>
-      <w:r>
-        <w:rPr>
-          <w:rFonts w:eastAsia="Times New Roman"/>
-          <w:b/>
-          <w:bCs/>
-          <w:color w:val="auto"/>
-          <w:kern w:val="0"/>
-          <w14:ligatures w14:val="none"/>
-        </w:rPr>
-        <w:t xml:space="preserve">Caminhos quebrados:</w:t>
-      </w:r>
-      <w:r>
-        <w:rPr>
-          <w:rFonts w:eastAsia="Times New Roman"/>
-          <w:color w:val="auto"/>
-          <w:kern w:val="0"/>
-          <w14:ligatures w14:val="none"/>
-        </w:rPr>
-        <w:t xml:space="preserve"> as páginas procuravam os arquivos CSS fora da pasta assets/css, e o menu levava a curso.html, que não existe. Os caminhos foram corrigidos em todas as telas.</w:t>
-      </w:r>
-    </w:p>
-    <w:p>
-      <w:pPr>
-        <w:numPr>
-          <w:ilvl w:val="0"/>
-          <w:numId w:val="8"/>
-        </w:numPr>
-        <w:spacing w:before="40" w:after="40" w:line="240" w:lineRule="auto"/>
-        <w:rPr>
-          <w:rFonts w:eastAsia="Times New Roman"/>
-          <w:color w:val="auto"/>
-          <w:kern w:val="0"/>
-          <w14:ligatures w14:val="none"/>
-        </w:rPr>
-      </w:pPr>
-      <w:r>
-        <w:rPr>
-          <w:rFonts w:eastAsia="Times New Roman"/>
-          <w:b/>
-          <w:bCs/>
-          <w:color w:val="auto"/>
-          <w:kern w:val="0"/>
-          <w14:ligatures w14:val="none"/>
-        </w:rPr>
-        <w:t xml:space="preserve">Formulários recarregando a página:</w:t>
-      </w:r>
-      <w:r>
-        <w:rPr>
-          <w:rFonts w:eastAsia="Times New Roman"/>
-          <w:color w:val="auto"/>
-          <w:kern w:val="0"/>
-          <w14:ligatures w14:val="none"/>
-        </w:rPr>
-        <w:t xml:space="preserve"> o formulário de login tinha action="/login" e os outros action="#", então todos enviavam a página inteira. Passaram a usar JavaScript com preventDefault e fetch para falar com a API.</w:t>
-      </w:r>
-    </w:p>
-    <w:p>
-      <w:pPr>
-        <w:numPr>
-          <w:ilvl w:val="0"/>
-          <w:numId w:val="8"/>
-        </w:numPr>
-        <w:spacing w:before="40" w:after="40" w:line="240" w:lineRule="auto"/>
-        <w:rPr>
-          <w:rFonts w:eastAsia="Times New Roman"/>
-          <w:color w:val="auto"/>
-          <w:kern w:val="0"/>
-          <w14:ligatures w14:val="none"/>
-        </w:rPr>
-      </w:pPr>
-      <w:r>
-        <w:rPr>
-          <w:rFonts w:eastAsia="Times New Roman"/>
-          <w:b/>
-          <w:bCs/>
-          <w:color w:val="auto"/>
-          <w:kern w:val="0"/>
-          <w14:ligatures w14:val="none"/>
-        </w:rPr>
-        <w:t xml:space="preserve">Respostas do diagnóstico:</w:t>
-      </w:r>
-      <w:r>
-        <w:rPr>
-          <w:rFonts w:eastAsia="Times New Roman"/>
-          <w:color w:val="auto"/>
-          <w:kern w:val="0"/>
-          <w14:ligatures w14:val="none"/>
-        </w:rPr>
-        <w:t xml:space="preserve"> as opções usavam códigos (como medio_cursando) que não batiam com os nomes gravados no banco. Os valores passaram a ser o próprio texto da opção.</w:t>
-      </w:r>
-    </w:p>
-    <w:p>
-      <w:pPr>
-        <w:numPr>
-          <w:ilvl w:val="0"/>
-          <w:numId w:val="8"/>
-        </w:numPr>
-        <w:spacing w:before="40" w:after="40" w:line="240" w:lineRule="auto"/>
-        <w:rPr>
-          <w:rFonts w:eastAsia="Times New Roman"/>
-          <w:color w:val="auto"/>
-          <w:kern w:val="0"/>
-          <w14:ligatures w14:val="none"/>
-        </w:rPr>
-      </w:pPr>
-      <w:r>
-        <w:rPr>
-          <w:rFonts w:eastAsia="Times New Roman"/>
-          <w:b/>
-          <w:bCs/>
-          <w:color w:val="auto"/>
-          <w:kern w:val="0"/>
-          <w14:ligatures w14:val="none"/>
-        </w:rPr>
-        <w:t xml:space="preserve">Trilha com cursos fora da área:</w:t>
-      </w:r>
-      <w:r>
-        <w:rPr>
-          <w:rFonts w:eastAsia="Times New Roman"/>
-          <w:color w:val="auto"/>
-          <w:kern w:val="0"/>
-          <w14:ligatures w14:val="none"/>
-        </w:rPr>
-        <w:t xml:space="preserve"> na primeira versão do motor, um usuário de Tecnologia recebia, por exemplo, o curso Vendas e negociação. A regra passou a priorizar os cursos da área e a incluir só cursos que ensinam alguma competência nova.</w:t>
-      </w:r>
-    </w:p>
-    <w:p>
-      <w:pPr>
-        <w:numPr>
-          <w:ilvl w:val="0"/>
-          <w:numId w:val="8"/>
-        </w:numPr>
-        <w:spacing w:before="40" w:after="40" w:line="240" w:lineRule="auto"/>
-        <w:rPr>
-          <w:rFonts w:eastAsia="Times New Roman"/>
-          <w:color w:val="auto"/>
-          <w:kern w:val="0"/>
-          <w14:ligatures w14:val="none"/>
-        </w:rPr>
-      </w:pPr>
-      <w:r>
-        <w:rPr>
-          <w:rFonts w:eastAsia="Times New Roman"/>
-          <w:b/>
-          <w:bCs/>
-          <w:color w:val="auto"/>
-          <w:kern w:val="0"/>
-          <w14:ligatures w14:val="none"/>
-        </w:rPr>
-        <w:t xml:space="preserve">Erro de SQL com lista vazia:</w:t>
-      </w:r>
-      <w:r>
-        <w:rPr>
-          <w:rFonts w:eastAsia="Times New Roman"/>
-          <w:color w:val="auto"/>
-          <w:kern w:val="0"/>
-          <w14:ligatures w14:val="none"/>
-        </w:rPr>
-        <w:t xml:space="preserve"> para um usuário sem nenhuma competência, a consulta com IN () dava erro. O código passou a tratar a lista vazia.</w:t>
-      </w:r>
-    </w:p>
-    <w:p>
-      <w:pPr>
-        <w:numPr>
-          <w:ilvl w:val="0"/>
-          <w:numId w:val="8"/>
-        </w:numPr>
-        <w:spacing w:before="40" w:after="40" w:line="240" w:lineRule="auto"/>
-        <w:rPr>
-          <w:rFonts w:eastAsia="Times New Roman"/>
-          <w:color w:val="auto"/>
-          <w:kern w:val="0"/>
-          <w14:ligatures w14:val="none"/>
-        </w:rPr>
-      </w:pPr>
-      <w:r>
-        <w:rPr>
-          <w:rFonts w:eastAsia="Times New Roman"/>
-          <w:b/>
-          <w:bCs/>
-          <w:color w:val="auto"/>
-          <w:kern w:val="0"/>
-          <w14:ligatures w14:val="none"/>
-        </w:rPr>
-        <w:t xml:space="preserve">Acentos ao importar pelo terminal:</w:t>
-      </w:r>
-      <w:r>
-        <w:rPr>
-          <w:rFonts w:eastAsia="Times New Roman"/>
-          <w:color w:val="auto"/>
-          <w:kern w:val="0"/>
-          <w14:ligatures w14:val="none"/>
-        </w:rPr>
-        <w:t xml:space="preserve"> ao rodar os scripts pelo terminal do MySQL, os acentos ficavam errados. No Workbench isso não acontece; pelo terminal, é preciso usar a opção --default-character-set=utf8mb4.</w:t>
-      </w:r>
-    </w:p>
-    <w:p>
-      <w:pPr>
-        <w:numPr>
-          <w:ilvl w:val="0"/>
-          <w:numId w:val="8"/>
-        </w:numPr>
-        <w:spacing w:before="40" w:after="40" w:line="240" w:lineRule="auto"/>
-        <w:rPr>
-          <w:rFonts w:eastAsia="Times New Roman"/>
-          <w:color w:val="auto"/>
-          <w:kern w:val="0"/>
-          <w14:ligatures w14:val="none"/>
-        </w:rPr>
-      </w:pPr>
-      <w:r>
-        <w:rPr>
-          <w:rFonts w:eastAsia="Times New Roman"/>
-          <w:b/>
-          <w:bCs/>
-          <w:color w:val="auto"/>
-          <w:kern w:val="0"/>
-          <w14:ligatures w14:val="none"/>
-        </w:rPr>
-        <w:t xml:space="preserve">Tema escuro no Início:</w:t>
-      </w:r>
-      <w:r>
-        <w:rPr>
-          <w:rFonts w:eastAsia="Times New Roman"/>
-          <w:color w:val="auto"/>
-          <w:kern w:val="0"/>
-          <w14:ligatures w14:val="none"/>
-        </w:rPr>
-        <w:t xml:space="preserve"> os botões do topo ficavam com texto preto sobre fundo escuro. Foi corrigido no comum.css.</w:t>
-      </w:r>
-    </w:p>
-    <w:p>
-      <w:pPr>
-        <w:numPr>
-          <w:ilvl w:val="0"/>
-          <w:numId w:val="8"/>
-        </w:numPr>
-        <w:spacing w:before="40" w:after="40" w:line="240" w:lineRule="auto"/>
-        <w:rPr>
-          <w:rFonts w:eastAsia="Times New Roman"/>
-          <w:color w:val="auto"/>
-          <w:kern w:val="0"/>
-          <w14:ligatures w14:val="none"/>
-        </w:rPr>
-      </w:pPr>
-      <w:r>
-        <w:rPr>
-          <w:rFonts w:eastAsia="Times New Roman"/>
-          <w:b/>
-          <w:bCs/>
-          <w:color w:val="auto"/>
-          <w:kern w:val="0"/>
-          <w14:ligatures w14:val="none"/>
-        </w:rPr>
-        <w:t xml:space="preserve">Pendente:</w:t>
-      </w:r>
-      <w:r>
-        <w:rPr>
-          <w:rFonts w:eastAsia="Times New Roman"/>
-          <w:color w:val="auto"/>
-          <w:kern w:val="0"/>
-          <w14:ligatures w14:val="none"/>
-        </w:rPr>
-        <w:t xml:space="preserve"> na tela Cursos, no celular, o menu continua na lateral e ocupa parte da tela; e o botão Notificações, que aparece no topo de todas as telas, ainda não tem função. Os dois ajustes ficaram para a Sprint 3.</w:t>
-      </w:r>
-    </w:p>
-    <w:p>
-      <w:pPr>
-        <w:spacing w:before="0" w:after="0" w:line="120" w:lineRule="exact"/>
-        <w:ind w:left="0" w:firstLine="0"/>
-      </w:pPr>
-    </w:p>
-    <w:p>
-      <w:pPr>
-        <w:keepNext/>
+        <w:t>6.3 Testes do banco de dados</w:t>
+      </w:r>
+    </w:p>
+    <w:p>
+      <w:pPr>
         <w:spacing w:before="100" w:beforeAutospacing="1" w:after="100" w:afterAutospacing="1" w:line="240" w:lineRule="auto"/>
         <w:ind w:left="0" w:firstLine="0"/>
-        <w:outlineLvl w:val="1"/>
-        <w:rPr>
-          <w:rFonts w:eastAsia="Times New Roman"/>
-          <w:b/>
-          <w:bCs/>
-          <w:color w:val="auto"/>
-          <w:kern w:val="0"/>
-          <w:sz w:val="32"/>
-          <w:szCs w:val="32"/>
-          <w14:ligatures w14:val="none"/>
-        </w:rPr>
-      </w:pPr>
-      <w:r>
-        <w:rPr>
-          <w:rFonts w:eastAsia="Times New Roman"/>
-          <w:b/>
-          <w:bCs/>
-          <w:color w:val="auto"/>
-          <w:kern w:val="0"/>
-          <w:sz w:val="32"/>
-          <w:szCs w:val="32"/>
-          <w14:ligatures w14:val="none"/>
-        </w:rPr>
-        <w:t>7. Implantação</w:t>
-      </w:r>
-    </w:p>
-    <w:p>
-      <w:pPr>
-        <w:spacing w:before="100" w:beforeAutospacing="1" w:after="100" w:afterAutospacing="1" w:line="240" w:lineRule="auto"/>
-        <w:ind w:left="0" w:firstLine="0"/>
-        <w:rPr>
-          <w:rFonts w:eastAsia="Times New Roman"/>
-          <w:color w:val="auto"/>
-          <w:kern w:val="0"/>
-          <w14:ligatures w14:val="none"/>
-        </w:rPr>
-      </w:pPr>
-      <w:r>
-        <w:rPr>
-          <w:rFonts w:eastAsia="Times New Roman"/>
-          <w:color w:val="auto"/>
-          <w:kern w:val="0"/>
-          <w14:ligatures w14:val="none"/>
-        </w:rPr>
-        <w:t xml:space="preserve">Nesta fase, o Startpoint roda em </w:t>
-      </w:r>
-      <w:r>
-        <w:rPr>
-          <w:rFonts w:eastAsia="Times New Roman"/>
-          <w:b/>
-          <w:bCs/>
-          <w:color w:val="auto"/>
-          <w:kern w:val="0"/>
-          <w14:ligatures w14:val="none"/>
-        </w:rPr>
-        <w:t xml:space="preserve">servidor local</w:t>
-      </w:r>
-      <w:r>
-        <w:rPr>
-          <w:rFonts w:eastAsia="Times New Roman"/>
-          <w:color w:val="auto"/>
-          <w:kern w:val="0"/>
-          <w14:ligatures w14:val="none"/>
-        </w:rPr>
-        <w:t xml:space="preserve">, que é a forma usada na apresentação. O mesmo servidor Node.js entrega a API e as telas.</w:t>
-      </w:r>
-    </w:p>
-    <w:p>
-      <w:pPr>
-        <w:keepNext/>
-        <w:spacing w:before="280" w:after="80" w:line="240" w:lineRule="auto"/>
-        <w:ind w:left="0" w:firstLine="0"/>
-        <w:outlineLvl w:val="2"/>
-        <w:rPr>
-          <w:b/>
-          <w:sz w:val="26"/>
-          <w:szCs w:val="26"/>
-        </w:rPr>
-      </w:pPr>
-      <w:r>
-        <w:rPr>
-          <w:rFonts w:eastAsia="Times New Roman"/>
-          <w:b/>
-          <w:bCs/>
-          <w:color w:val="auto"/>
-          <w:kern w:val="0"/>
-          <w:sz w:val="26"/>
-          <w:szCs w:val="26"/>
-          <w14:ligatures w14:val="none"/>
-        </w:rPr>
-        <w:t>7.1 Ambiente necessário</w:t>
-      </w:r>
-    </w:p>
-    <w:p>
-      <w:pPr>
-        <w:numPr>
-          <w:ilvl w:val="0"/>
-          <w:numId w:val="8"/>
-        </w:numPr>
-        <w:spacing w:before="40" w:after="40" w:line="240" w:lineRule="auto"/>
-        <w:rPr>
-          <w:rFonts w:eastAsia="Times New Roman"/>
-          <w:color w:val="auto"/>
-          <w:kern w:val="0"/>
-          <w14:ligatures w14:val="none"/>
-        </w:rPr>
-      </w:pPr>
-      <w:r>
-        <w:rPr>
-          <w:rFonts w:eastAsia="Times New Roman"/>
-          <w:color w:val="auto"/>
-          <w:kern w:val="0"/>
-          <w14:ligatures w14:val="none"/>
-        </w:rPr>
-        <w:t xml:space="preserve">Node.js (versão LTS) com o npm;</w:t>
-      </w:r>
-    </w:p>
-    <w:p>
-      <w:pPr>
-        <w:numPr>
-          <w:ilvl w:val="0"/>
-          <w:numId w:val="8"/>
-        </w:numPr>
-        <w:spacing w:before="40" w:after="40" w:line="240" w:lineRule="auto"/>
-        <w:rPr>
-          <w:rFonts w:eastAsia="Times New Roman"/>
-          <w:color w:val="auto"/>
-          <w:kern w:val="0"/>
-          <w14:ligatures w14:val="none"/>
-        </w:rPr>
-      </w:pPr>
-      <w:r>
-        <w:rPr>
-          <w:rFonts w:eastAsia="Times New Roman"/>
-          <w:color w:val="auto"/>
-          <w:kern w:val="0"/>
-          <w14:ligatures w14:val="none"/>
-        </w:rPr>
-        <w:t xml:space="preserve">MySQL 8 e MySQL Workbench;</w:t>
-      </w:r>
-    </w:p>
-    <w:p>
-      <w:pPr>
-        <w:numPr>
-          <w:ilvl w:val="0"/>
-          <w:numId w:val="8"/>
-        </w:numPr>
-        <w:spacing w:before="40" w:after="40" w:line="240" w:lineRule="auto"/>
-        <w:rPr>
-          <w:rFonts w:eastAsia="Times New Roman"/>
-          <w:color w:val="auto"/>
-          <w:kern w:val="0"/>
-          <w14:ligatures w14:val="none"/>
-        </w:rPr>
-      </w:pPr>
-      <w:r>
-        <w:rPr>
-          <w:rFonts w:eastAsia="Times New Roman"/>
-          <w:color w:val="auto"/>
-          <w:kern w:val="0"/>
-          <w14:ligatures w14:val="none"/>
-        </w:rPr>
-        <w:t xml:space="preserve">navegador atualizado (Chrome, Edge ou Firefox).</w:t>
-      </w:r>
-    </w:p>
-    <w:p>
-      <w:pPr>
-        <w:spacing w:before="0" w:after="0" w:line="120" w:lineRule="exact"/>
-        <w:ind w:left="0" w:firstLine="0"/>
-      </w:pPr>
-    </w:p>
-    <w:p>
-      <w:pPr>
-        <w:keepNext/>
-        <w:spacing w:before="280" w:after="80" w:line="240" w:lineRule="auto"/>
-        <w:ind w:left="0" w:firstLine="0"/>
-        <w:outlineLvl w:val="2"/>
-        <w:rPr>
-          <w:b/>
-          <w:sz w:val="26"/>
-          <w:szCs w:val="26"/>
-        </w:rPr>
-      </w:pPr>
-      <w:r>
-        <w:rPr>
-          <w:rFonts w:eastAsia="Times New Roman"/>
-          <w:b/>
-          <w:bCs/>
-          <w:color w:val="auto"/>
-          <w:kern w:val="0"/>
-          <w:sz w:val="26"/>
-          <w:szCs w:val="26"/>
-          <w14:ligatures w14:val="none"/>
-        </w:rPr>
-        <w:t>7.2 Como executar</w:t>
-      </w:r>
-    </w:p>
-    <w:p>
-      <w:pPr>
-        <w:numPr>
-          <w:ilvl w:val="0"/>
-          <w:numId w:val="90"/>
-        </w:numPr>
-        <w:spacing w:before="40" w:after="40" w:line="240" w:lineRule="auto"/>
-        <w:rPr>
-          <w:rFonts w:eastAsia="Times New Roman"/>
-          <w:color w:val="auto"/>
-          <w:kern w:val="0"/>
-          <w14:ligatures w14:val="none"/>
-        </w:rPr>
-      </w:pPr>
-      <w:r>
-        <w:rPr>
-          <w:rFonts w:eastAsia="Times New Roman"/>
-          <w:color w:val="auto"/>
-          <w:kern w:val="0"/>
-          <w14:ligatures w14:val="none"/>
-        </w:rPr>
-        <w:t xml:space="preserve">No MySQL Workbench, abrir e executar database/Startpoint_SQL.sql e depois database/dados_exemplo.sql.</w:t>
-      </w:r>
-    </w:p>
-    <w:p>
-      <w:pPr>
-        <w:numPr>
-          <w:ilvl w:val="0"/>
-          <w:numId w:val="90"/>
-        </w:numPr>
-        <w:spacing w:before="40" w:after="40" w:line="240" w:lineRule="auto"/>
-        <w:rPr>
-          <w:rFonts w:eastAsia="Times New Roman"/>
-          <w:color w:val="auto"/>
-          <w:kern w:val="0"/>
-          <w14:ligatures w14:val="none"/>
-        </w:rPr>
-      </w:pPr>
-      <w:r>
-        <w:rPr>
-          <w:rFonts w:eastAsia="Times New Roman"/>
-          <w:color w:val="auto"/>
-          <w:kern w:val="0"/>
-          <w14:ligatures w14:val="none"/>
-        </w:rPr>
-        <w:t xml:space="preserve">Na pasta backend, copiar o arquivo .env.example para .env e colocar a senha do MySQL.</w:t>
-      </w:r>
-    </w:p>
-    <w:p>
-      <w:pPr>
-        <w:numPr>
-          <w:ilvl w:val="0"/>
-          <w:numId w:val="90"/>
-        </w:numPr>
-        <w:spacing w:before="40" w:after="40" w:line="240" w:lineRule="auto"/>
-        <w:rPr>
-          <w:rFonts w:eastAsia="Times New Roman"/>
-          <w:color w:val="auto"/>
-          <w:kern w:val="0"/>
-          <w14:ligatures w14:val="none"/>
-        </w:rPr>
-      </w:pPr>
-      <w:r>
-        <w:rPr>
-          <w:rFonts w:eastAsia="Times New Roman"/>
-          <w:color w:val="auto"/>
-          <w:kern w:val="0"/>
-          <w14:ligatures w14:val="none"/>
-        </w:rPr>
-        <w:t xml:space="preserve">Na pasta backend, rodar </w:t>
-      </w:r>
-      <w:r>
-        <w:rPr>
-          <w:rFonts w:ascii="Consolas" w:hAnsi="Consolas" w:cs="Consolas"/>
-          <w:color w:val="auto"/>
-          <w:kern w:val="0"/>
-          <w:sz w:val="21"/>
-          <w:szCs w:val="21"/>
-        </w:rPr>
-        <w:t xml:space="preserve">npm install</w:t>
-      </w:r>
-      <w:r>
-        <w:rPr>
-          <w:rFonts w:eastAsia="Times New Roman"/>
-          <w:color w:val="auto"/>
-          <w:kern w:val="0"/>
-          <w14:ligatures w14:val="none"/>
-        </w:rPr>
-        <w:t xml:space="preserve"> (só na primeira vez) e depois </w:t>
-      </w:r>
-      <w:r>
-        <w:rPr>
-          <w:rFonts w:ascii="Consolas" w:hAnsi="Consolas" w:cs="Consolas"/>
-          <w:color w:val="auto"/>
-          <w:kern w:val="0"/>
-          <w:sz w:val="21"/>
-          <w:szCs w:val="21"/>
-        </w:rPr>
-        <w:t xml:space="preserve">npm start</w:t>
-      </w:r>
-      <w:r>
-        <w:rPr>
-          <w:rFonts w:eastAsia="Times New Roman"/>
-          <w:color w:val="auto"/>
-          <w:kern w:val="0"/>
-          <w14:ligatures w14:val="none"/>
-        </w:rPr>
-        <w:t xml:space="preserve">.</w:t>
-      </w:r>
-    </w:p>
-    <w:p>
-      <w:pPr>
-        <w:numPr>
-          <w:ilvl w:val="0"/>
-          <w:numId w:val="90"/>
-        </w:numPr>
-        <w:spacing w:before="40" w:after="40" w:line="240" w:lineRule="auto"/>
-        <w:rPr>
-          <w:rFonts w:eastAsia="Times New Roman"/>
-          <w:color w:val="auto"/>
-          <w:kern w:val="0"/>
-          <w14:ligatures w14:val="none"/>
-        </w:rPr>
-      </w:pPr>
-      <w:r>
-        <w:rPr>
-          <w:rFonts w:eastAsia="Times New Roman"/>
-          <w:color w:val="auto"/>
-          <w:kern w:val="0"/>
-          <w14:ligatures w14:val="none"/>
-        </w:rPr>
-        <w:t xml:space="preserve">Abrir http://localhost:3000 no navegador e entrar com o usuário de teste (ana@teste.com, senha 123456) ou criar uma conta.</w:t>
-      </w:r>
-    </w:p>
-    <w:p>
-      <w:pPr>
-        <w:spacing w:before="0" w:after="0" w:line="120" w:lineRule="exact"/>
-        <w:ind w:left="0" w:firstLine="0"/>
-      </w:pPr>
+        <w:rPr>
+          <w:rFonts w:eastAsia="Times New Roman"/>
+          <w:color w:val="auto"/>
+          <w:kern w:val="0"/>
+          <w14:ligatures w14:val="none"/>
+        </w:rPr>
+      </w:pPr>
+      <w:r>
+        <w:rPr>
+          <w:rFonts w:eastAsia="Times New Roman"/>
+          <w:color w:val="auto"/>
+          <w:kern w:val="0"/>
+          <w14:ligatures w14:val="none"/>
+        </w:rPr>
+        <w:t xml:space="preserve">Os scripts 02_Startpoint_SQL.sql e 03_dados_exemplo.sql foram executados do zero várias vezes, e as 20 consultas do 04_consultas.sql rodaram sem erro (os itens 21 a 25 são exemplos de INSERT, UPDATE e DELETE, deixados comentados). A figura abaixo mostra a consulta 6, que calcula a aderência da usuária de teste a cada vaga com as competências que ela marcou no diagnóstico (Informática básica e Atendimento ao cliente).</w:t>
+      </w:r>
     </w:p>
     <w:p>
       <w:pPr>
@@ -16205,7 +15555,7 @@
       <w:r>
         <w:drawing>
           <wp:inline distT="0" distB="0" distL="0" distR="0">
-            <wp:extent cx="3060000" cy="1530000"/>
+            <wp:extent cx="5580000" cy="2781889"/>
             <wp:effectExtent l="0" t="0" r="0" b="0"/>
             <wp:docPr id="1018" name="Figura 1018"/>
             <wp:cNvGraphicFramePr>
@@ -16227,6 +15577,721 @@
                   <pic:spPr>
                     <a:xfrm>
                       <a:off x="0" y="0"/>
+                      <a:ext cx="5580000" cy="2781889"/>
+                    </a:xfrm>
+                    <a:prstGeom prst="rect">
+                      <a:avLst/>
+                    </a:prstGeom>
+                  </pic:spPr>
+                </pic:pic>
+              </a:graphicData>
+            </a:graphic>
+          </wp:inline>
+        </w:drawing>
+      </w:r>
+    </w:p>
+    <w:p>
+      <w:pPr>
+        <w:spacing w:before="0" w:after="240"/>
+        <w:ind w:left="0" w:firstLine="0"/>
+        <w:jc w:val="center"/>
+      </w:pPr>
+      <w:r>
+        <w:rPr>
+          <w:i/>
+          <w:iCs/>
+          <w:sz w:val="20"/>
+          <w:szCs w:val="20"/>
+        </w:rPr>
+        <w:t xml:space="preserve">Figura 18 – Consulta 6 do 04_consultas.sql executada no MySQL.</w:t>
+      </w:r>
+    </w:p>
+    <w:p>
+      <w:pPr>
+        <w:keepNext/>
+        <w:spacing w:before="280" w:after="80" w:line="240" w:lineRule="auto"/>
+        <w:ind w:left="0" w:firstLine="0"/>
+        <w:outlineLvl w:val="2"/>
+        <w:rPr>
+          <w:b/>
+          <w:sz w:val="26"/>
+          <w:szCs w:val="26"/>
+        </w:rPr>
+      </w:pPr>
+      <w:r>
+        <w:rPr>
+          <w:rFonts w:eastAsia="Times New Roman"/>
+          <w:b/>
+          <w:bCs/>
+          <w:color w:val="auto"/>
+          <w:kern w:val="0"/>
+          <w:sz w:val="26"/>
+          <w:szCs w:val="26"/>
+          <w14:ligatures w14:val="none"/>
+        </w:rPr>
+        <w:t>6.4 Falhas encontradas e correções</w:t>
+      </w:r>
+    </w:p>
+    <w:p>
+      <w:pPr>
+        <w:numPr>
+          <w:ilvl w:val="0"/>
+          <w:numId w:val="8"/>
+        </w:numPr>
+        <w:spacing w:before="40" w:after="40" w:line="240" w:lineRule="auto"/>
+        <w:rPr>
+          <w:rFonts w:eastAsia="Times New Roman"/>
+          <w:color w:val="auto"/>
+          <w:kern w:val="0"/>
+          <w14:ligatures w14:val="none"/>
+        </w:rPr>
+      </w:pPr>
+      <w:r>
+        <w:rPr>
+          <w:rFonts w:eastAsia="Times New Roman"/>
+          <w:b/>
+          <w:bCs/>
+          <w:color w:val="auto"/>
+          <w:kern w:val="0"/>
+          <w14:ligatures w14:val="none"/>
+        </w:rPr>
+        <w:t xml:space="preserve">Caminhos quebrados:</w:t>
+      </w:r>
+      <w:r>
+        <w:rPr>
+          <w:rFonts w:eastAsia="Times New Roman"/>
+          <w:color w:val="auto"/>
+          <w:kern w:val="0"/>
+          <w14:ligatures w14:val="none"/>
+        </w:rPr>
+        <w:t xml:space="preserve"> as páginas procuravam os arquivos CSS fora da pasta assets/css, e o menu levava a curso.html, que não existe. Os caminhos foram corrigidos em todas as telas.</w:t>
+      </w:r>
+    </w:p>
+    <w:p>
+      <w:pPr>
+        <w:numPr>
+          <w:ilvl w:val="0"/>
+          <w:numId w:val="8"/>
+        </w:numPr>
+        <w:spacing w:before="40" w:after="40" w:line="240" w:lineRule="auto"/>
+        <w:rPr>
+          <w:rFonts w:eastAsia="Times New Roman"/>
+          <w:color w:val="auto"/>
+          <w:kern w:val="0"/>
+          <w14:ligatures w14:val="none"/>
+        </w:rPr>
+      </w:pPr>
+      <w:r>
+        <w:rPr>
+          <w:rFonts w:eastAsia="Times New Roman"/>
+          <w:b/>
+          <w:bCs/>
+          <w:color w:val="auto"/>
+          <w:kern w:val="0"/>
+          <w14:ligatures w14:val="none"/>
+        </w:rPr>
+        <w:t xml:space="preserve">Formulários recarregando a página:</w:t>
+      </w:r>
+      <w:r>
+        <w:rPr>
+          <w:rFonts w:eastAsia="Times New Roman"/>
+          <w:color w:val="auto"/>
+          <w:kern w:val="0"/>
+          <w14:ligatures w14:val="none"/>
+        </w:rPr>
+        <w:t xml:space="preserve"> o formulário de login tinha action="/login" e os outros action="#", então todos enviavam a página inteira. Passaram a usar JavaScript com preventDefault e fetch para falar com a API.</w:t>
+      </w:r>
+    </w:p>
+    <w:p>
+      <w:pPr>
+        <w:numPr>
+          <w:ilvl w:val="0"/>
+          <w:numId w:val="8"/>
+        </w:numPr>
+        <w:spacing w:before="40" w:after="40" w:line="240" w:lineRule="auto"/>
+        <w:rPr>
+          <w:rFonts w:eastAsia="Times New Roman"/>
+          <w:color w:val="auto"/>
+          <w:kern w:val="0"/>
+          <w14:ligatures w14:val="none"/>
+        </w:rPr>
+      </w:pPr>
+      <w:r>
+        <w:rPr>
+          <w:rFonts w:eastAsia="Times New Roman"/>
+          <w:b/>
+          <w:bCs/>
+          <w:color w:val="auto"/>
+          <w:kern w:val="0"/>
+          <w14:ligatures w14:val="none"/>
+        </w:rPr>
+        <w:t xml:space="preserve">Respostas do diagnóstico:</w:t>
+      </w:r>
+      <w:r>
+        <w:rPr>
+          <w:rFonts w:eastAsia="Times New Roman"/>
+          <w:color w:val="auto"/>
+          <w:kern w:val="0"/>
+          <w14:ligatures w14:val="none"/>
+        </w:rPr>
+        <w:t xml:space="preserve"> as opções usavam códigos (como medio_cursando) que não batiam com os nomes gravados no banco. Os valores passaram a ser o próprio texto da opção.</w:t>
+      </w:r>
+    </w:p>
+    <w:p>
+      <w:pPr>
+        <w:numPr>
+          <w:ilvl w:val="0"/>
+          <w:numId w:val="8"/>
+        </w:numPr>
+        <w:spacing w:before="40" w:after="40" w:line="240" w:lineRule="auto"/>
+        <w:rPr>
+          <w:rFonts w:eastAsia="Times New Roman"/>
+          <w:color w:val="auto"/>
+          <w:kern w:val="0"/>
+          <w14:ligatures w14:val="none"/>
+        </w:rPr>
+      </w:pPr>
+      <w:r>
+        <w:rPr>
+          <w:rFonts w:eastAsia="Times New Roman"/>
+          <w:b/>
+          <w:bCs/>
+          <w:color w:val="auto"/>
+          <w:kern w:val="0"/>
+          <w14:ligatures w14:val="none"/>
+        </w:rPr>
+        <w:t xml:space="preserve">Trilha com cursos fora da área:</w:t>
+      </w:r>
+      <w:r>
+        <w:rPr>
+          <w:rFonts w:eastAsia="Times New Roman"/>
+          <w:color w:val="auto"/>
+          <w:kern w:val="0"/>
+          <w14:ligatures w14:val="none"/>
+        </w:rPr>
+        <w:t xml:space="preserve"> na primeira versão do motor, um usuário de Tecnologia recebia, por exemplo, o curso Vendas e negociação. A regra passou a priorizar os cursos da área e a incluir só cursos que ensinam alguma competência nova.</w:t>
+      </w:r>
+    </w:p>
+    <w:p>
+      <w:pPr>
+        <w:numPr>
+          <w:ilvl w:val="0"/>
+          <w:numId w:val="8"/>
+        </w:numPr>
+        <w:spacing w:before="40" w:after="40" w:line="240" w:lineRule="auto"/>
+        <w:rPr>
+          <w:rFonts w:eastAsia="Times New Roman"/>
+          <w:color w:val="auto"/>
+          <w:kern w:val="0"/>
+          <w14:ligatures w14:val="none"/>
+        </w:rPr>
+      </w:pPr>
+      <w:r>
+        <w:rPr>
+          <w:rFonts w:eastAsia="Times New Roman"/>
+          <w:b/>
+          <w:bCs/>
+          <w:color w:val="auto"/>
+          <w:kern w:val="0"/>
+          <w14:ligatures w14:val="none"/>
+        </w:rPr>
+        <w:t xml:space="preserve">Erro de SQL com lista vazia:</w:t>
+      </w:r>
+      <w:r>
+        <w:rPr>
+          <w:rFonts w:eastAsia="Times New Roman"/>
+          <w:color w:val="auto"/>
+          <w:kern w:val="0"/>
+          <w14:ligatures w14:val="none"/>
+        </w:rPr>
+        <w:t xml:space="preserve"> para um usuário sem nenhuma competência, a consulta com IN () dava erro. O código passou a tratar a lista vazia.</w:t>
+      </w:r>
+    </w:p>
+    <w:p>
+      <w:pPr>
+        <w:numPr>
+          <w:ilvl w:val="0"/>
+          <w:numId w:val="8"/>
+        </w:numPr>
+        <w:spacing w:before="40" w:after="40" w:line="240" w:lineRule="auto"/>
+        <w:rPr>
+          <w:rFonts w:eastAsia="Times New Roman"/>
+          <w:color w:val="auto"/>
+          <w:kern w:val="0"/>
+          <w14:ligatures w14:val="none"/>
+        </w:rPr>
+      </w:pPr>
+      <w:r>
+        <w:rPr>
+          <w:rFonts w:eastAsia="Times New Roman"/>
+          <w:b/>
+          <w:bCs/>
+          <w:color w:val="auto"/>
+          <w:kern w:val="0"/>
+          <w14:ligatures w14:val="none"/>
+        </w:rPr>
+        <w:t xml:space="preserve">Acentos ao importar pelo terminal:</w:t>
+      </w:r>
+      <w:r>
+        <w:rPr>
+          <w:rFonts w:eastAsia="Times New Roman"/>
+          <w:color w:val="auto"/>
+          <w:kern w:val="0"/>
+          <w14:ligatures w14:val="none"/>
+        </w:rPr>
+        <w:t xml:space="preserve"> ao rodar os scripts pelo terminal do MySQL, os acentos ficavam errados. No Workbench isso não acontece; pelo terminal, é preciso usar a opção --default-character-set=utf8mb4.</w:t>
+      </w:r>
+    </w:p>
+    <w:p>
+      <w:pPr>
+        <w:numPr>
+          <w:ilvl w:val="0"/>
+          <w:numId w:val="8"/>
+        </w:numPr>
+        <w:spacing w:before="40" w:after="40" w:line="240" w:lineRule="auto"/>
+        <w:rPr>
+          <w:rFonts w:eastAsia="Times New Roman"/>
+          <w:color w:val="auto"/>
+          <w:kern w:val="0"/>
+          <w14:ligatures w14:val="none"/>
+        </w:rPr>
+      </w:pPr>
+      <w:r>
+        <w:rPr>
+          <w:rFonts w:eastAsia="Times New Roman"/>
+          <w:b/>
+          <w:bCs/>
+          <w:color w:val="auto"/>
+          <w:kern w:val="0"/>
+          <w14:ligatures w14:val="none"/>
+        </w:rPr>
+        <w:t xml:space="preserve">Tema escuro no Início:</w:t>
+      </w:r>
+      <w:r>
+        <w:rPr>
+          <w:rFonts w:eastAsia="Times New Roman"/>
+          <w:color w:val="auto"/>
+          <w:kern w:val="0"/>
+          <w14:ligatures w14:val="none"/>
+        </w:rPr>
+        <w:t xml:space="preserve"> os botões do topo ficavam com texto preto sobre fundo escuro. Foi corrigido no comum.css.</w:t>
+      </w:r>
+    </w:p>
+    <w:p>
+      <w:pPr>
+        <w:numPr>
+          <w:ilvl w:val="0"/>
+          <w:numId w:val="8"/>
+        </w:numPr>
+        <w:spacing w:before="40" w:after="40" w:line="240" w:lineRule="auto"/>
+        <w:rPr>
+          <w:rFonts w:eastAsia="Times New Roman"/>
+          <w:color w:val="auto"/>
+          <w:kern w:val="0"/>
+          <w14:ligatures w14:val="none"/>
+        </w:rPr>
+      </w:pPr>
+      <w:r>
+        <w:rPr>
+          <w:rFonts w:eastAsia="Times New Roman"/>
+          <w:b/>
+          <w:bCs/>
+          <w:color w:val="auto"/>
+          <w:kern w:val="0"/>
+          <w14:ligatures w14:val="none"/>
+        </w:rPr>
+        <w:t xml:space="preserve">Pendente:</w:t>
+      </w:r>
+      <w:r>
+        <w:rPr>
+          <w:rFonts w:eastAsia="Times New Roman"/>
+          <w:color w:val="auto"/>
+          <w:kern w:val="0"/>
+          <w14:ligatures w14:val="none"/>
+        </w:rPr>
+        <w:t xml:space="preserve"> na tela Cursos, no celular, o menu continua na lateral e ocupa parte da tela; e o botão Notificações, que aparece no topo de todas as telas, ainda não tem função. Os dois ajustes ficaram para a Sprint 3.</w:t>
+      </w:r>
+    </w:p>
+    <w:p>
+      <w:pPr>
+        <w:spacing w:before="0" w:after="0" w:line="120" w:lineRule="exact"/>
+        <w:ind w:left="0" w:firstLine="0"/>
+      </w:pPr>
+    </w:p>
+    <w:p>
+      <w:pPr>
+        <w:keepNext/>
+        <w:spacing w:before="100" w:beforeAutospacing="1" w:after="100" w:afterAutospacing="1" w:line="240" w:lineRule="auto"/>
+        <w:ind w:left="0" w:firstLine="0"/>
+        <w:outlineLvl w:val="1"/>
+        <w:rPr>
+          <w:rFonts w:eastAsia="Times New Roman"/>
+          <w:b/>
+          <w:bCs/>
+          <w:color w:val="auto"/>
+          <w:kern w:val="0"/>
+          <w:sz w:val="32"/>
+          <w:szCs w:val="32"/>
+          <w14:ligatures w14:val="none"/>
+        </w:rPr>
+      </w:pPr>
+      <w:r>
+        <w:rPr>
+          <w:rFonts w:eastAsia="Times New Roman"/>
+          <w:b/>
+          <w:bCs/>
+          <w:color w:val="auto"/>
+          <w:kern w:val="0"/>
+          <w:sz w:val="32"/>
+          <w:szCs w:val="32"/>
+          <w14:ligatures w14:val="none"/>
+        </w:rPr>
+        <w:t>7. Implantação</w:t>
+      </w:r>
+    </w:p>
+    <w:p>
+      <w:pPr>
+        <w:spacing w:before="100" w:beforeAutospacing="1" w:after="100" w:afterAutospacing="1" w:line="240" w:lineRule="auto"/>
+        <w:ind w:left="0" w:firstLine="0"/>
+        <w:rPr>
+          <w:rFonts w:eastAsia="Times New Roman"/>
+          <w:color w:val="auto"/>
+          <w:kern w:val="0"/>
+          <w14:ligatures w14:val="none"/>
+        </w:rPr>
+      </w:pPr>
+      <w:r>
+        <w:rPr>
+          <w:rFonts w:eastAsia="Times New Roman"/>
+          <w:color w:val="auto"/>
+          <w:kern w:val="0"/>
+          <w14:ligatures w14:val="none"/>
+        </w:rPr>
+        <w:t xml:space="preserve">Nesta fase, o Startpoint roda em </w:t>
+      </w:r>
+      <w:r>
+        <w:rPr>
+          <w:rFonts w:eastAsia="Times New Roman"/>
+          <w:b/>
+          <w:bCs/>
+          <w:color w:val="auto"/>
+          <w:kern w:val="0"/>
+          <w14:ligatures w14:val="none"/>
+        </w:rPr>
+        <w:t xml:space="preserve">servidor local</w:t>
+      </w:r>
+      <w:r>
+        <w:rPr>
+          <w:rFonts w:eastAsia="Times New Roman"/>
+          <w:color w:val="auto"/>
+          <w:kern w:val="0"/>
+          <w14:ligatures w14:val="none"/>
+        </w:rPr>
+        <w:t xml:space="preserve">, que é a forma usada na apresentação. O mesmo servidor Node.js entrega a API e as telas.</w:t>
+      </w:r>
+    </w:p>
+    <w:p>
+      <w:pPr>
+        <w:keepNext/>
+        <w:spacing w:before="280" w:after="80" w:line="240" w:lineRule="auto"/>
+        <w:ind w:left="0" w:firstLine="0"/>
+        <w:outlineLvl w:val="2"/>
+        <w:rPr>
+          <w:b/>
+          <w:sz w:val="26"/>
+          <w:szCs w:val="26"/>
+        </w:rPr>
+      </w:pPr>
+      <w:r>
+        <w:rPr>
+          <w:rFonts w:eastAsia="Times New Roman"/>
+          <w:b/>
+          <w:bCs/>
+          <w:color w:val="auto"/>
+          <w:kern w:val="0"/>
+          <w:sz w:val="26"/>
+          <w:szCs w:val="26"/>
+          <w14:ligatures w14:val="none"/>
+        </w:rPr>
+        <w:t>7.1 Ambiente necessário</w:t>
+      </w:r>
+    </w:p>
+    <w:p>
+      <w:pPr>
+        <w:numPr>
+          <w:ilvl w:val="0"/>
+          <w:numId w:val="8"/>
+        </w:numPr>
+        <w:spacing w:before="40" w:after="40" w:line="240" w:lineRule="auto"/>
+        <w:rPr>
+          <w:rFonts w:eastAsia="Times New Roman"/>
+          <w:color w:val="auto"/>
+          <w:kern w:val="0"/>
+          <w14:ligatures w14:val="none"/>
+        </w:rPr>
+      </w:pPr>
+      <w:r>
+        <w:rPr>
+          <w:rFonts w:eastAsia="Times New Roman"/>
+          <w:color w:val="auto"/>
+          <w:kern w:val="0"/>
+          <w14:ligatures w14:val="none"/>
+        </w:rPr>
+        <w:t xml:space="preserve">Node.js (versão LTS) com o npm;</w:t>
+      </w:r>
+    </w:p>
+    <w:p>
+      <w:pPr>
+        <w:numPr>
+          <w:ilvl w:val="0"/>
+          <w:numId w:val="8"/>
+        </w:numPr>
+        <w:spacing w:before="40" w:after="40" w:line="240" w:lineRule="auto"/>
+        <w:rPr>
+          <w:rFonts w:eastAsia="Times New Roman"/>
+          <w:color w:val="auto"/>
+          <w:kern w:val="0"/>
+          <w14:ligatures w14:val="none"/>
+        </w:rPr>
+      </w:pPr>
+      <w:r>
+        <w:rPr>
+          <w:rFonts w:eastAsia="Times New Roman"/>
+          <w:color w:val="auto"/>
+          <w:kern w:val="0"/>
+          <w14:ligatures w14:val="none"/>
+        </w:rPr>
+        <w:t xml:space="preserve">MySQL 8 e MySQL Workbench;</w:t>
+      </w:r>
+    </w:p>
+    <w:p>
+      <w:pPr>
+        <w:numPr>
+          <w:ilvl w:val="0"/>
+          <w:numId w:val="8"/>
+        </w:numPr>
+        <w:spacing w:before="40" w:after="40" w:line="240" w:lineRule="auto"/>
+        <w:rPr>
+          <w:rFonts w:eastAsia="Times New Roman"/>
+          <w:color w:val="auto"/>
+          <w:kern w:val="0"/>
+          <w14:ligatures w14:val="none"/>
+        </w:rPr>
+      </w:pPr>
+      <w:r>
+        <w:rPr>
+          <w:rFonts w:eastAsia="Times New Roman"/>
+          <w:color w:val="auto"/>
+          <w:kern w:val="0"/>
+          <w14:ligatures w14:val="none"/>
+        </w:rPr>
+        <w:t xml:space="preserve">navegador atualizado (Chrome, Edge ou Firefox).</w:t>
+      </w:r>
+    </w:p>
+    <w:p>
+      <w:pPr>
+        <w:spacing w:before="0" w:after="0" w:line="120" w:lineRule="exact"/>
+        <w:ind w:left="0" w:firstLine="0"/>
+      </w:pPr>
+    </w:p>
+    <w:p>
+      <w:pPr>
+        <w:keepNext/>
+        <w:spacing w:before="280" w:after="80" w:line="240" w:lineRule="auto"/>
+        <w:ind w:left="0" w:firstLine="0"/>
+        <w:outlineLvl w:val="2"/>
+        <w:rPr>
+          <w:b/>
+          <w:sz w:val="26"/>
+          <w:szCs w:val="26"/>
+        </w:rPr>
+      </w:pPr>
+      <w:r>
+        <w:rPr>
+          <w:rFonts w:eastAsia="Times New Roman"/>
+          <w:b/>
+          <w:bCs/>
+          <w:color w:val="auto"/>
+          <w:kern w:val="0"/>
+          <w:sz w:val="26"/>
+          <w:szCs w:val="26"/>
+          <w14:ligatures w14:val="none"/>
+        </w:rPr>
+        <w:t>7.2 Como executar</w:t>
+      </w:r>
+    </w:p>
+    <w:p>
+      <w:pPr>
+        <w:numPr>
+          <w:ilvl w:val="0"/>
+          <w:numId w:val="90"/>
+        </w:numPr>
+        <w:spacing w:before="40" w:after="40" w:line="240" w:lineRule="auto"/>
+        <w:rPr>
+          <w:rFonts w:eastAsia="Times New Roman"/>
+          <w:color w:val="auto"/>
+          <w:kern w:val="0"/>
+          <w14:ligatures w14:val="none"/>
+        </w:rPr>
+      </w:pPr>
+      <w:r>
+        <w:rPr>
+          <w:rFonts w:eastAsia="Times New Roman"/>
+          <w:color w:val="auto"/>
+          <w:kern w:val="0"/>
+          <w14:ligatures w14:val="none"/>
+        </w:rPr>
+        <w:t xml:space="preserve">No MySQL Workbench, abrir e executar database/02_Startpoint_SQL.sql e depois database/03_dados_exemplo.sql.</w:t>
+      </w:r>
+    </w:p>
+    <w:p>
+      <w:pPr>
+        <w:numPr>
+          <w:ilvl w:val="0"/>
+          <w:numId w:val="90"/>
+        </w:numPr>
+        <w:spacing w:before="40" w:after="40" w:line="240" w:lineRule="auto"/>
+        <w:rPr>
+          <w:rFonts w:eastAsia="Times New Roman"/>
+          <w:color w:val="auto"/>
+          <w:kern w:val="0"/>
+          <w14:ligatures w14:val="none"/>
+        </w:rPr>
+      </w:pPr>
+      <w:r>
+        <w:rPr>
+          <w:rFonts w:eastAsia="Times New Roman"/>
+          <w:color w:val="auto"/>
+          <w:kern w:val="0"/>
+          <w14:ligatures w14:val="none"/>
+        </w:rPr>
+        <w:t xml:space="preserve">Na pasta backend, copiar o arquivo .env.example para .env e colocar a senha do MySQL.</w:t>
+      </w:r>
+    </w:p>
+    <w:p>
+      <w:pPr>
+        <w:numPr>
+          <w:ilvl w:val="0"/>
+          <w:numId w:val="90"/>
+        </w:numPr>
+        <w:spacing w:before="40" w:after="40" w:line="240" w:lineRule="auto"/>
+        <w:rPr>
+          <w:rFonts w:eastAsia="Times New Roman"/>
+          <w:color w:val="auto"/>
+          <w:kern w:val="0"/>
+          <w14:ligatures w14:val="none"/>
+        </w:rPr>
+      </w:pPr>
+      <w:r>
+        <w:rPr>
+          <w:rFonts w:eastAsia="Times New Roman"/>
+          <w:color w:val="auto"/>
+          <w:kern w:val="0"/>
+          <w14:ligatures w14:val="none"/>
+        </w:rPr>
+        <w:t xml:space="preserve">Na pasta backend, rodar </w:t>
+      </w:r>
+      <w:r>
+        <w:rPr>
+          <w:rFonts w:ascii="Consolas" w:hAnsi="Consolas" w:cs="Consolas"/>
+          <w:color w:val="auto"/>
+          <w:kern w:val="0"/>
+          <w:sz w:val="21"/>
+          <w:szCs w:val="21"/>
+        </w:rPr>
+        <w:t xml:space="preserve">npm install</w:t>
+      </w:r>
+      <w:r>
+        <w:rPr>
+          <w:rFonts w:eastAsia="Times New Roman"/>
+          <w:color w:val="auto"/>
+          <w:kern w:val="0"/>
+          <w14:ligatures w14:val="none"/>
+        </w:rPr>
+        <w:t xml:space="preserve"> (só na primeira vez) e depois </w:t>
+      </w:r>
+      <w:r>
+        <w:rPr>
+          <w:rFonts w:ascii="Consolas" w:hAnsi="Consolas" w:cs="Consolas"/>
+          <w:color w:val="auto"/>
+          <w:kern w:val="0"/>
+          <w:sz w:val="21"/>
+          <w:szCs w:val="21"/>
+        </w:rPr>
+        <w:t xml:space="preserve">npm start</w:t>
+      </w:r>
+      <w:r>
+        <w:rPr>
+          <w:rFonts w:eastAsia="Times New Roman"/>
+          <w:color w:val="auto"/>
+          <w:kern w:val="0"/>
+          <w14:ligatures w14:val="none"/>
+        </w:rPr>
+        <w:t xml:space="preserve">.</w:t>
+      </w:r>
+    </w:p>
+    <w:p>
+      <w:pPr>
+        <w:numPr>
+          <w:ilvl w:val="0"/>
+          <w:numId w:val="90"/>
+        </w:numPr>
+        <w:spacing w:before="40" w:after="40" w:line="240" w:lineRule="auto"/>
+        <w:rPr>
+          <w:rFonts w:eastAsia="Times New Roman"/>
+          <w:color w:val="auto"/>
+          <w:kern w:val="0"/>
+          <w14:ligatures w14:val="none"/>
+        </w:rPr>
+      </w:pPr>
+      <w:r>
+        <w:rPr>
+          <w:rFonts w:eastAsia="Times New Roman"/>
+          <w:color w:val="auto"/>
+          <w:kern w:val="0"/>
+          <w14:ligatures w14:val="none"/>
+        </w:rPr>
+        <w:t xml:space="preserve">Abrir http://localhost:3000 no navegador e entrar com o usuário de teste (ana@teste.com, senha 123456) ou criar uma conta.</w:t>
+      </w:r>
+    </w:p>
+    <w:p>
+      <w:pPr>
+        <w:spacing w:before="0" w:after="0" w:line="120" w:lineRule="exact"/>
+        <w:ind w:left="0" w:firstLine="0"/>
+      </w:pPr>
+    </w:p>
+    <w:p>
+      <w:pPr>
+        <w:keepNext/>
+        <w:spacing w:before="160" w:after="60"/>
+        <w:ind w:left="0" w:firstLine="0"/>
+        <w:jc w:val="center"/>
+      </w:pPr>
+      <w:r>
+        <w:drawing>
+          <wp:inline distT="0" distB="0" distL="0" distR="0">
+            <wp:extent cx="3060000" cy="1530000"/>
+            <wp:effectExtent l="0" t="0" r="0" b="0"/>
+            <wp:docPr id="1019" name="Figura 1019"/>
+            <wp:cNvGraphicFramePr>
+              <a:graphicFrameLocks xmlns:a="http://schemas.openxmlformats.org/drawingml/2006/main" noChangeAspect="1"/>
+            </wp:cNvGraphicFramePr>
+            <a:graphic xmlns:a="http://schemas.openxmlformats.org/drawingml/2006/main">
+              <a:graphicData uri="http://schemas.openxmlformats.org/drawingml/2006/picture">
+                <pic:pic xmlns:pic="http://schemas.openxmlformats.org/drawingml/2006/picture">
+                  <pic:nvPicPr>
+                    <pic:cNvPr id="1019" name="fig19.jpg"/>
+                    <pic:cNvPicPr/>
+                  </pic:nvPicPr>
+                  <pic:blipFill>
+                    <a:blip r:embed="rIdFig19"/>
+                    <a:stretch>
+                      <a:fillRect/>
+                    </a:stretch>
+                  </pic:blipFill>
+                  <pic:spPr>
+                    <a:xfrm>
+                      <a:off x="0" y="0"/>
                       <a:ext cx="3060000" cy="1530000"/>
                     </a:xfrm>
                     <a:prstGeom prst="rect">
@@ -16253,7 +16318,7 @@
           <w:sz w:val="20"/>
           <w:szCs w:val="20"/>
         </w:rPr>
-        <w:t xml:space="preserve">Figura 18 – Servidor iniciado e conectado ao banco.</w:t>
+        <w:t xml:space="preserve">Figura 19 – Servidor iniciado e conectado ao banco.</w:t>
       </w:r>
     </w:p>
     <w:p>
@@ -16706,7 +16771,7 @@
           <w:kern w:val="0"/>
           <w14:ligatures w14:val="none"/>
         </w:rPr>
-        <w:t xml:space="preserve"> um painel administrativo para cadastrar e revisar cursos e vagas sem escrever SQL, com aviso dos registros sem verificação há mais de 15 dias (a consulta 11 do consultas.sql já faz isso para os cursos).</w:t>
+        <w:t xml:space="preserve"> um painel administrativo para cadastrar e revisar cursos e vagas sem escrever SQL, com aviso dos registros sem verificação há mais de 15 dias (a consulta 11 do 04_consultas.sql já faz isso para os cursos).</w:t>
       </w:r>
     </w:p>
     <w:p>

--- a/documentos/3a-Entrega-Startpoint.docx
+++ b/documentos/3a-Entrega-Startpoint.docx
@@ -9293,7 +9293,7 @@
       <w:r>
         <w:drawing>
           <wp:inline distT="0" distB="0" distL="0" distR="0">
-            <wp:extent cx="5400000" cy="5497200"/>
+            <wp:extent cx="5040000" cy="5545465"/>
             <wp:effectExtent l="0" t="0" r="0" b="0"/>
             <wp:docPr id="1008" name="Figura 1008"/>
             <wp:cNvGraphicFramePr>
@@ -9315,7 +9315,7 @@
                   <pic:spPr>
                     <a:xfrm>
                       <a:off x="0" y="0"/>
-                      <a:ext cx="5400000" cy="5497200"/>
+                      <a:ext cx="5040000" cy="5545465"/>
                     </a:xfrm>
                     <a:prstGeom prst="rect">
                       <a:avLst/>
@@ -9341,7 +9341,7 @@
           <w:sz w:val="20"/>
           <w:szCs w:val="20"/>
         </w:rPr>
-        <w:t xml:space="preserve">Figura 8 – Modelo do banco de dados com as 10 tabelas (cada linha liga um registro a zero ou mais registros da outra tabela).</w:t>
+        <w:t xml:space="preserve">Figura 8 – Modelo do banco de dados com as 10 tabelas no MySQL Workbench (cada linha liga um registro a zero ou mais registros da outra tabela).</w:t>
       </w:r>
     </w:p>
     <w:p>
